--- a/SLIDE_DECK.docx
+++ b/SLIDE_DECK.docx
@@ -63,14 +63,6 @@
     </w:p>
     <w:p>
       <w:pPr>
-        <w:pStyle w:val="FirstParagraph"/>
-      </w:pPr>
-      <w:r>
-        <w:t xml:space="preserve">By the end of this class:</w:t>
-      </w:r>
-    </w:p>
-    <w:p>
-      <w:pPr>
         <w:pStyle w:val="Compact"/>
         <w:numPr>
           <w:ilvl w:val="0"/>
@@ -78,7 +70,7 @@
         </w:numPr>
       </w:pPr>
       <w:r>
-        <w:t xml:space="preserve">A working SQL Server database for your project, populated with realistic test data</w:t>
+        <w:t xml:space="preserve">A working SQL Server database with seed data</w:t>
       </w:r>
     </w:p>
     <w:p>
@@ -102,7 +94,7 @@
         </w:numPr>
       </w:pPr>
       <w:r>
-        <w:t xml:space="preserve">2–3 CRUD screens connected to the database</w:t>
+        <w:t xml:space="preserve">Login screen + 2–3 CRUD screens</w:t>
       </w:r>
     </w:p>
     <w:p>
@@ -114,37 +106,63 @@
         </w:numPr>
       </w:pPr>
       <w:r>
-        <w:t xml:space="preserve">A login screen that routes users by role</w:t>
-      </w:r>
-    </w:p>
-    <w:p>
-      <w:pPr>
-        <w:pStyle w:val="Compact"/>
-        <w:numPr>
-          <w:ilvl w:val="0"/>
-          <w:numId w:val="1001"/>
-        </w:numPr>
-      </w:pPr>
-      <w:r>
-        <w:t xml:space="preserve">Everything driven from Claude Code, end to end</w:t>
-      </w:r>
-    </w:p>
-    <w:p>
-      <w:pPr>
-        <w:pStyle w:val="FirstParagraph"/>
-      </w:pPr>
-      <w:r>
-        <w:t xml:space="preserve">You bring: your group’s Part A + Part B analysis, a laptop with the prerequisites installed.</w:t>
+        <w:t xml:space="preserve">Everything driven from Claude Code</w:t>
       </w:r>
     </w:p>
     <w:bookmarkEnd w:id="9"/>
-    <w:bookmarkStart w:id="10" w:name="the-big-picture"/>
+    <w:bookmarkStart w:id="10" w:name="what-you-bring"/>
     <w:p>
       <w:pPr>
         <w:pStyle w:val="Heading1"/>
       </w:pPr>
       <w:r>
-        <w:t xml:space="preserve">The Big Picture</w:t>
+        <w:t xml:space="preserve">What You Bring</w:t>
+      </w:r>
+    </w:p>
+    <w:p>
+      <w:pPr>
+        <w:pStyle w:val="Compact"/>
+        <w:numPr>
+          <w:ilvl w:val="0"/>
+          <w:numId w:val="1002"/>
+        </w:numPr>
+      </w:pPr>
+      <w:r>
+        <w:t xml:space="preserve">Your group’s Part A + Part B analysis</w:t>
+      </w:r>
+    </w:p>
+    <w:p>
+      <w:pPr>
+        <w:pStyle w:val="Compact"/>
+        <w:numPr>
+          <w:ilvl w:val="0"/>
+          <w:numId w:val="1002"/>
+        </w:numPr>
+      </w:pPr>
+      <w:r>
+        <w:t xml:space="preserve">A laptop with all prerequisites installed</w:t>
+      </w:r>
+    </w:p>
+    <w:p>
+      <w:pPr>
+        <w:pStyle w:val="Compact"/>
+        <w:numPr>
+          <w:ilvl w:val="0"/>
+          <w:numId w:val="1002"/>
+        </w:numPr>
+      </w:pPr>
+      <w:r>
+        <w:t xml:space="preserve">Your group’s project folder, ready to go</w:t>
+      </w:r>
+    </w:p>
+    <w:bookmarkEnd w:id="10"/>
+    <w:bookmarkStart w:id="11" w:name="the-big-picture-in-class"/>
+    <w:p>
+      <w:pPr>
+        <w:pStyle w:val="Heading1"/>
+      </w:pPr>
+      <w:r>
+        <w:t xml:space="preserve">The Big Picture — In Class</w:t>
       </w:r>
     </w:p>
     <w:tbl>
@@ -154,9 +172,8 @@
         <w:tblLook w:firstRow="1" w:lastRow="0" w:firstColumn="0" w:lastColumn="0" w:noHBand="0" w:noVBand="0" w:val="0020"/>
       </w:tblPr>
       <w:tblGrid>
-        <w:gridCol w:w="2640"/>
-        <w:gridCol w:w="2640"/>
-        <w:gridCol w:w="2640"/>
+        <w:gridCol w:w="3960"/>
+        <w:gridCol w:w="3960"/>
       </w:tblGrid>
       <w:tr>
         <w:trPr>
@@ -184,17 +201,6 @@
             </w:r>
           </w:p>
         </w:tc>
-        <w:tc>
-          <w:tcPr/>
-          <w:p>
-            <w:pPr>
-              <w:pStyle w:val="Compact"/>
-            </w:pPr>
-            <w:r>
-              <w:t xml:space="preserve">In class?</w:t>
-            </w:r>
-          </w:p>
-        </w:tc>
       </w:tr>
       <w:tr>
         <w:tc>
@@ -216,17 +222,6 @@
             </w:pPr>
             <w:r>
               <w:t xml:space="preserve">Project setup + MCP</w:t>
-            </w:r>
-          </w:p>
-        </w:tc>
-        <w:tc>
-          <w:tcPr/>
-          <w:p>
-            <w:pPr>
-              <w:pStyle w:val="Compact"/>
-            </w:pPr>
-            <w:r>
-              <w:t xml:space="preserve">✅</w:t>
             </w:r>
           </w:p>
         </w:tc>
@@ -254,17 +249,6 @@
             </w:r>
           </w:p>
         </w:tc>
-        <w:tc>
-          <w:tcPr/>
-          <w:p>
-            <w:pPr>
-              <w:pStyle w:val="Compact"/>
-            </w:pPr>
-            <w:r>
-              <w:t xml:space="preserve">✅</w:t>
-            </w:r>
-          </w:p>
-        </w:tc>
       </w:tr>
       <w:tr>
         <w:tc>
@@ -286,17 +270,6 @@
             </w:pPr>
             <w:r>
               <w:t xml:space="preserve">Generate your CLAUDE.md</w:t>
-            </w:r>
-          </w:p>
-        </w:tc>
-        <w:tc>
-          <w:tcPr/>
-          <w:p>
-            <w:pPr>
-              <w:pStyle w:val="Compact"/>
-            </w:pPr>
-            <w:r>
-              <w:t xml:space="preserve">✅</w:t>
             </w:r>
           </w:p>
         </w:tc>
@@ -324,17 +297,6 @@
             </w:r>
           </w:p>
         </w:tc>
-        <w:tc>
-          <w:tcPr/>
-          <w:p>
-            <w:pPr>
-              <w:pStyle w:val="Compact"/>
-            </w:pPr>
-            <w:r>
-              <w:t xml:space="preserve">✅</w:t>
-            </w:r>
-          </w:p>
-        </w:tc>
       </w:tr>
       <w:tr>
         <w:tc>
@@ -356,17 +318,6 @@
             </w:pPr>
             <w:r>
               <w:t xml:space="preserve">Seed test data</w:t>
-            </w:r>
-          </w:p>
-        </w:tc>
-        <w:tc>
-          <w:tcPr/>
-          <w:p>
-            <w:pPr>
-              <w:pStyle w:val="Compact"/>
-            </w:pPr>
-            <w:r>
-              <w:t xml:space="preserve">✅</w:t>
             </w:r>
           </w:p>
         </w:tc>
@@ -394,17 +345,6 @@
             </w:r>
           </w:p>
         </w:tc>
-        <w:tc>
-          <w:tcPr/>
-          <w:p>
-            <w:pPr>
-              <w:pStyle w:val="Compact"/>
-            </w:pPr>
-            <w:r>
-              <w:t xml:space="preserve">✅</w:t>
-            </w:r>
-          </w:p>
-        </w:tc>
       </w:tr>
       <w:tr>
         <w:tc>
@@ -429,17 +369,6 @@
             </w:r>
           </w:p>
         </w:tc>
-        <w:tc>
-          <w:tcPr/>
-          <w:p>
-            <w:pPr>
-              <w:pStyle w:val="Compact"/>
-            </w:pPr>
-            <w:r>
-              <w:t xml:space="preserve">✅</w:t>
-            </w:r>
-          </w:p>
-        </w:tc>
       </w:tr>
       <w:tr>
         <w:tc>
@@ -460,7 +389,44 @@
               <w:pStyle w:val="Compact"/>
             </w:pPr>
             <w:r>
-              <w:t xml:space="preserve">State machines</w:t>
+              <w:t xml:space="preserve">State machines (if time)</w:t>
+            </w:r>
+          </w:p>
+        </w:tc>
+      </w:tr>
+    </w:tbl>
+    <w:bookmarkEnd w:id="11"/>
+    <w:bookmarkStart w:id="12" w:name="the-big-picture-homework"/>
+    <w:p>
+      <w:pPr>
+        <w:pStyle w:val="Heading1"/>
+      </w:pPr>
+      <w:r>
+        <w:t xml:space="preserve">The Big Picture — Homework</w:t>
+      </w:r>
+    </w:p>
+    <w:tbl>
+      <w:tblPr>
+        <w:tblStyle w:val="Table"/>
+        <w:tblW w:type="auto" w:w="0"/>
+        <w:tblLook w:firstRow="1" w:lastRow="0" w:firstColumn="0" w:lastColumn="0" w:noHBand="0" w:noVBand="0" w:val="0020"/>
+      </w:tblPr>
+      <w:tblGrid>
+        <w:gridCol w:w="3960"/>
+        <w:gridCol w:w="3960"/>
+      </w:tblGrid>
+      <w:tr>
+        <w:trPr>
+          <w:tblHeader w:val="on"/>
+        </w:trPr>
+        <w:tc>
+          <w:tcPr/>
+          <w:p>
+            <w:pPr>
+              <w:pStyle w:val="Compact"/>
+            </w:pPr>
+            <w:r>
+              <w:t xml:space="preserve">Phase</w:t>
             </w:r>
           </w:p>
         </w:tc>
@@ -471,7 +437,7 @@
               <w:pStyle w:val="Compact"/>
             </w:pPr>
             <w:r>
-              <w:t xml:space="preserve">✅ if time</w:t>
+              <w:t xml:space="preserve">What</w:t>
             </w:r>
           </w:p>
         </w:tc>
@@ -484,7 +450,7 @@
               <w:pStyle w:val="Compact"/>
             </w:pPr>
             <w:r>
-              <w:t xml:space="preserve">8–11</w:t>
+              <w:t xml:space="preserve">8</w:t>
             </w:r>
           </w:p>
         </w:tc>
@@ -495,7 +461,20 @@
               <w:pStyle w:val="Compact"/>
             </w:pPr>
             <w:r>
-              <w:t xml:space="preserve">Reports, complex flows, UI polish, shared DB</w:t>
+              <w:t xml:space="preserve">Reports</w:t>
+            </w:r>
+          </w:p>
+        </w:tc>
+      </w:tr>
+      <w:tr>
+        <w:tc>
+          <w:tcPr/>
+          <w:p>
+            <w:pPr>
+              <w:pStyle w:val="Compact"/>
+            </w:pPr>
+            <w:r>
+              <w:t xml:space="preserve">9</w:t>
             </w:r>
           </w:p>
         </w:tc>
@@ -506,14 +485,82 @@
               <w:pStyle w:val="Compact"/>
             </w:pPr>
             <w:r>
-              <w:t xml:space="preserve">Homework</w:t>
+              <w:t xml:space="preserve">Complex UC flows</w:t>
+            </w:r>
+          </w:p>
+        </w:tc>
+      </w:tr>
+      <w:tr>
+        <w:tc>
+          <w:tcPr/>
+          <w:p>
+            <w:pPr>
+              <w:pStyle w:val="Compact"/>
+            </w:pPr>
+            <w:r>
+              <w:t xml:space="preserve">10</w:t>
+            </w:r>
+          </w:p>
+        </w:tc>
+        <w:tc>
+          <w:tcPr/>
+          <w:p>
+            <w:pPr>
+              <w:pStyle w:val="Compact"/>
+            </w:pPr>
+            <w:r>
+              <w:t xml:space="preserve">UI polish</w:t>
+            </w:r>
+          </w:p>
+        </w:tc>
+      </w:tr>
+      <w:tr>
+        <w:tc>
+          <w:tcPr/>
+          <w:p>
+            <w:pPr>
+              <w:pStyle w:val="Compact"/>
+            </w:pPr>
+            <w:r>
+              <w:t xml:space="preserve">11</w:t>
+            </w:r>
+          </w:p>
+        </w:tc>
+        <w:tc>
+          <w:tcPr/>
+          <w:p>
+            <w:pPr>
+              <w:pStyle w:val="Compact"/>
+            </w:pPr>
+            <w:r>
+              <w:t xml:space="preserve">Switching to a shared DB</w:t>
             </w:r>
           </w:p>
         </w:tc>
       </w:tr>
     </w:tbl>
-    <w:bookmarkEnd w:id="10"/>
-    <w:bookmarkStart w:id="11" w:name="three-things-drive-this-lesson"/>
+    <w:p>
+      <w:pPr>
+        <w:pStyle w:val="BodyText"/>
+      </w:pPr>
+      <w:r>
+        <w:t xml:space="preserve">All documented with full prompts in</w:t>
+      </w:r>
+      <w:r>
+        <w:t xml:space="preserve"> </w:t>
+      </w:r>
+      <w:r>
+        <w:rPr>
+          <w:rStyle w:val="VerbatimChar"/>
+        </w:rPr>
+        <w:t xml:space="preserve">LESSON_STEPS.md</w:t>
+      </w:r>
+      <w:r>
+        <w:t xml:space="preserve">.</w:t>
+      </w:r>
+    </w:p>
+    <w:bookmarkEnd w:id="12"/>
+    <w:bookmarkStart w:id="13" w:name="three-things-drive-this-lesson"/>
     <w:p>
       <w:pPr>
         <w:pStyle w:val="Heading1"/>
@@ -531,13 +578,13 @@
           <w:b/>
           <w:bCs/>
         </w:rPr>
-        <w:t xml:space="preserve">1. Stay in Claude Code.</w:t>
-      </w:r>
-      <w:r>
-        <w:t xml:space="preserve"> </w:t>
-      </w:r>
-      <w:r>
-        <w:t xml:space="preserve">Almost everything goes through one tool — file edits, SQL, builds, tests. No bouncing between SSMS, terminal, browser.</w:t>
+        <w:t xml:space="preserve">Stay in Claude Code.</w:t>
+      </w:r>
+      <w:r>
+        <w:t xml:space="preserve"> </w:t>
+      </w:r>
+      <w:r>
+        <w:t xml:space="preserve">One tool, no bouncing between SSMS / terminal / browser.</w:t>
       </w:r>
     </w:p>
     <w:p>
@@ -549,42 +596,28 @@
           <w:b/>
           <w:bCs/>
         </w:rPr>
-        <w:t xml:space="preserve">2. Markdown and</w:t>
-      </w:r>
-      <w:r>
-        <w:rPr>
-          <w:b/>
-          <w:bCs/>
-        </w:rPr>
+        <w:t xml:space="preserve">Files are the source of truth.</w:t>
+      </w:r>
+      <w:r>
+        <w:t xml:space="preserve"> </w:t>
+      </w:r>
+      <w:r>
+        <w:t xml:space="preserve">Markdown +</w:t>
+      </w:r>
+      <w:r>
         <w:t xml:space="preserve"> </w:t>
       </w:r>
       <w:r>
         <w:rPr>
           <w:rStyle w:val="VerbatimChar"/>
-          <w:b/>
-          <w:bCs/>
         </w:rPr>
         <w:t xml:space="preserve">.sql</w:t>
       </w:r>
       <w:r>
-        <w:rPr>
-          <w:b/>
-          <w:bCs/>
-        </w:rPr>
-        <w:t xml:space="preserve"> </w:t>
-      </w:r>
-      <w:r>
-        <w:rPr>
-          <w:b/>
-          <w:bCs/>
-        </w:rPr>
-        <w:t xml:space="preserve">files are the source of truth.</w:t>
-      </w:r>
-      <w:r>
-        <w:t xml:space="preserve"> </w:t>
-      </w:r>
-      <w:r>
-        <w:t xml:space="preserve">The database is just a cached projection of your scripts. If it’s not in a file in git, it doesn’t durably exist.</w:t>
+        <w:t xml:space="preserve"> </w:t>
+      </w:r>
+      <w:r>
+        <w:t xml:space="preserve">in git. The database is a cached projection.</w:t>
       </w:r>
     </w:p>
     <w:p>
@@ -596,23 +629,23 @@
           <w:b/>
           <w:bCs/>
         </w:rPr>
-        <w:t xml:space="preserve">3. Review what Claude produces.</w:t>
-      </w:r>
-      <w:r>
-        <w:t xml:space="preserve"> </w:t>
-      </w:r>
-      <w:r>
-        <w:t xml:space="preserve">Claude is fast but not careful. Skipping review now means debugging silent errors for the rest of the semester.</w:t>
-      </w:r>
-    </w:p>
-    <w:bookmarkEnd w:id="11"/>
-    <w:bookmarkStart w:id="12" w:name="prerequisites-done-before-class"/>
+        <w:t xml:space="preserve">Review what Claude produces.</w:t>
+      </w:r>
+      <w:r>
+        <w:t xml:space="preserve"> </w:t>
+      </w:r>
+      <w:r>
+        <w:t xml:space="preserve">Fast but not careful. Skipping review = silent errors all semester.</w:t>
+      </w:r>
+    </w:p>
+    <w:bookmarkEnd w:id="13"/>
+    <w:bookmarkStart w:id="14" w:name="prerequisites-done-before-class"/>
     <w:p>
       <w:pPr>
         <w:pStyle w:val="Heading1"/>
       </w:pPr>
       <w:r>
-        <w:t xml:space="preserve">Prerequisites — Done Before Class</w:t>
+        <w:t xml:space="preserve">Prerequisites (Done Before Class)</w:t>
       </w:r>
     </w:p>
     <w:p>
@@ -620,7 +653,7 @@
         <w:pStyle w:val="FirstParagraph"/>
       </w:pPr>
       <w:r>
-        <w:t xml:space="preserve">If these don’t all succeed in a fresh terminal, you’re not ready:</w:t>
+        <w:t xml:space="preserve">In a fresh terminal, all four must succeed:</w:t>
       </w:r>
     </w:p>
     <w:p>
@@ -629,90 +662,36 @@
       </w:pPr>
       <w:r>
         <w:rPr>
-          <w:rStyle w:val="NormalTok"/>
-        </w:rPr>
-        <w:t xml:space="preserve">dotnet </w:t>
-      </w:r>
-      <w:r>
-        <w:rPr>
-          <w:rStyle w:val="OperatorTok"/>
-        </w:rPr>
-        <w:t xml:space="preserve">--</w:t>
-      </w:r>
-      <w:r>
-        <w:rPr>
-          <w:rStyle w:val="NormalTok"/>
-        </w:rPr>
-        <w:t xml:space="preserve">version       </w:t>
-      </w:r>
-      <w:r>
-        <w:rPr>
-          <w:rStyle w:val="CommentTok"/>
-        </w:rPr>
-        <w:t xml:space="preserve"># 8.x</w:t>
+          <w:rStyle w:val="VerbatimChar"/>
+        </w:rPr>
+        <w:t xml:space="preserve">dotnet --version</w:t>
       </w:r>
       <w:r>
         <w:br/>
       </w:r>
       <w:r>
         <w:rPr>
-          <w:rStyle w:val="NormalTok"/>
-        </w:rPr>
-        <w:t xml:space="preserve">git </w:t>
-      </w:r>
-      <w:r>
-        <w:rPr>
-          <w:rStyle w:val="OperatorTok"/>
-        </w:rPr>
-        <w:t xml:space="preserve">--</w:t>
-      </w:r>
-      <w:r>
-        <w:rPr>
-          <w:rStyle w:val="NormalTok"/>
-        </w:rPr>
-        <w:t xml:space="preserve">version</w:t>
+          <w:rStyle w:val="VerbatimChar"/>
+        </w:rPr>
+        <w:t xml:space="preserve">git --version</w:t>
       </w:r>
       <w:r>
         <w:br/>
       </w:r>
       <w:r>
         <w:rPr>
-          <w:rStyle w:val="NormalTok"/>
-        </w:rPr>
-        <w:t xml:space="preserve">uvx </w:t>
-      </w:r>
-      <w:r>
-        <w:rPr>
-          <w:rStyle w:val="OperatorTok"/>
-        </w:rPr>
-        <w:t xml:space="preserve">--</w:t>
-      </w:r>
-      <w:r>
-        <w:rPr>
-          <w:rStyle w:val="NormalTok"/>
-        </w:rPr>
-        <w:t xml:space="preserve">version</w:t>
+          <w:rStyle w:val="VerbatimChar"/>
+        </w:rPr>
+        <w:t xml:space="preserve">uvx --version</w:t>
       </w:r>
       <w:r>
         <w:br/>
       </w:r>
       <w:r>
         <w:rPr>
-          <w:rStyle w:val="NormalTok"/>
-        </w:rPr>
-        <w:t xml:space="preserve">sqlcmd </w:t>
-      </w:r>
-      <w:r>
-        <w:rPr>
-          <w:rStyle w:val="OperatorTok"/>
-        </w:rPr>
-        <w:t xml:space="preserve">-</w:t>
-      </w:r>
-      <w:r>
-        <w:rPr>
-          <w:rStyle w:val="NormalTok"/>
-        </w:rPr>
-        <w:t xml:space="preserve">L</w:t>
+          <w:rStyle w:val="VerbatimChar"/>
+        </w:rPr>
+        <w:t xml:space="preserve">sqlcmd -L</w:t>
       </w:r>
     </w:p>
     <w:p>
@@ -720,7 +699,7 @@
         <w:pStyle w:val="FirstParagraph"/>
       </w:pPr>
       <w:r>
-        <w:t xml:space="preserve">Plus: Claude Code extension signed in (Pro/Max subscription), VS 2025 open, SSMS connects to local SQL Server.</w:t>
+        <w:t xml:space="preserve">Plus: Claude Code signed in, VS 2025 open, SSMS connects.</w:t>
       </w:r>
     </w:p>
     <w:p>
@@ -736,8 +715,6 @@
       <w:r>
         <w:rPr>
           <w:rStyle w:val="VerbatimChar"/>
-          <w:b/>
-          <w:bCs/>
         </w:rPr>
         <w:t xml:space="preserve">PREREQS.md</w:t>
       </w:r>
@@ -745,14 +722,14 @@
         <w:t xml:space="preserve">.</w:t>
       </w:r>
     </w:p>
-    <w:bookmarkEnd w:id="12"/>
-    <w:bookmarkStart w:id="13" w:name="phase-1-project-setup-10-min"/>
+    <w:bookmarkEnd w:id="14"/>
+    <w:bookmarkStart w:id="15" w:name="phase-1-project-setup"/>
     <w:p>
       <w:pPr>
         <w:pStyle w:val="Heading1"/>
       </w:pPr>
       <w:r>
-        <w:t xml:space="preserve">Phase 1 — Project Setup (10 min)</w:t>
+        <w:t xml:space="preserve">Phase 1 — Project Setup</w:t>
       </w:r>
     </w:p>
     <w:p>
@@ -760,19 +737,31 @@
         <w:pStyle w:val="FirstParagraph"/>
       </w:pPr>
       <w:r>
-        <w:t xml:space="preserve">Manual:</w:t>
-      </w:r>
-    </w:p>
-    <w:p>
-      <w:pPr>
-        <w:pStyle w:val="Compact"/>
-        <w:numPr>
-          <w:ilvl w:val="0"/>
-          <w:numId w:val="1002"/>
-        </w:numPr>
-      </w:pPr>
-      <w:r>
-        <w:t xml:space="preserve">Create your project folder + put PDFs in</w:t>
+        <w:t xml:space="preserve">Manual (~5 min):</w:t>
+      </w:r>
+    </w:p>
+    <w:p>
+      <w:pPr>
+        <w:pStyle w:val="Compact"/>
+        <w:numPr>
+          <w:ilvl w:val="0"/>
+          <w:numId w:val="1003"/>
+        </w:numPr>
+      </w:pPr>
+      <w:r>
+        <w:t xml:space="preserve">Create your project folder</w:t>
+      </w:r>
+    </w:p>
+    <w:p>
+      <w:pPr>
+        <w:pStyle w:val="Compact"/>
+        <w:numPr>
+          <w:ilvl w:val="0"/>
+          <w:numId w:val="1003"/>
+        </w:numPr>
+      </w:pPr>
+      <w:r>
+        <w:t xml:space="preserve">PDFs into</w:t>
       </w:r>
       <w:r>
         <w:t xml:space="preserve"> </w:t>
@@ -789,15 +778,9 @@
         <w:pStyle w:val="Compact"/>
         <w:numPr>
           <w:ilvl w:val="0"/>
-          <w:numId w:val="1002"/>
-        </w:numPr>
-      </w:pPr>
-      <w:r>
-        <w:t xml:space="preserve">Clone the sample:</w:t>
-      </w:r>
-      <w:r>
-        <w:t xml:space="preserve"> </w:t>
-      </w:r>
+          <w:numId w:val="1003"/>
+        </w:numPr>
+      </w:pPr>
       <w:r>
         <w:rPr>
           <w:rStyle w:val="VerbatimChar"/>
@@ -810,7 +793,7 @@
         <w:pStyle w:val="Compact"/>
         <w:numPr>
           <w:ilvl w:val="0"/>
-          <w:numId w:val="1002"/>
+          <w:numId w:val="1003"/>
         </w:numPr>
       </w:pPr>
       <w:r>
@@ -855,23 +838,112 @@
         <w:pStyle w:val="FirstParagraph"/>
       </w:pPr>
       <w:r>
-        <w:t xml:space="preserve">In Claude Code: paste the</w:t>
-      </w:r>
-      <w:r>
-        <w:t xml:space="preserve"> </w:t>
-      </w:r>
-      <w:r>
-        <w:rPr>
-          <w:b/>
-          <w:bCs/>
-        </w:rPr>
-        <w:t xml:space="preserve">MCP install prompt</w:t>
-      </w:r>
-      <w:r>
-        <w:t xml:space="preserve"> </w:t>
-      </w:r>
-      <w:r>
-        <w:t xml:space="preserve">(in cheat sheet).</w:t>
+        <w:t xml:space="preserve">Then one Claude prompt installs the MCP, verifies the DB connection.</w:t>
+      </w:r>
+    </w:p>
+    <w:bookmarkEnd w:id="15"/>
+    <w:bookmarkStart w:id="16" w:name="phase-2-extract-to-markdown"/>
+    <w:p>
+      <w:pPr>
+        <w:pStyle w:val="Heading1"/>
+      </w:pPr>
+      <w:r>
+        <w:t xml:space="preserve">Phase 2 — Extract to Markdown</w:t>
+      </w:r>
+    </w:p>
+    <w:p>
+      <w:pPr>
+        <w:pStyle w:val="FirstParagraph"/>
+      </w:pPr>
+      <w:r>
+        <w:t xml:space="preserve">One prompt, Claude produces:</w:t>
+      </w:r>
+    </w:p>
+    <w:p>
+      <w:pPr>
+        <w:pStyle w:val="Compact"/>
+        <w:numPr>
+          <w:ilvl w:val="0"/>
+          <w:numId w:val="1004"/>
+        </w:numPr>
+      </w:pPr>
+      <w:r>
+        <w:t xml:space="preserve">Organization, interviews, problems, BPMNs</w:t>
+      </w:r>
+    </w:p>
+    <w:p>
+      <w:pPr>
+        <w:pStyle w:val="Compact"/>
+        <w:numPr>
+          <w:ilvl w:val="0"/>
+          <w:numId w:val="1004"/>
+        </w:numPr>
+      </w:pPr>
+      <w:r>
+        <w:t xml:space="preserve">Requirements + UC specs</w:t>
+      </w:r>
+    </w:p>
+    <w:p>
+      <w:pPr>
+        <w:pStyle w:val="Compact"/>
+        <w:numPr>
+          <w:ilvl w:val="0"/>
+          <w:numId w:val="1004"/>
+        </w:numPr>
+      </w:pPr>
+      <w:r>
+        <w:t xml:space="preserve">Design diagrams (class, state, sequence)</w:t>
+      </w:r>
+    </w:p>
+    <w:p>
+      <w:pPr>
+        <w:pStyle w:val="FirstParagraph"/>
+      </w:pPr>
+      <w:r>
+        <w:rPr>
+          <w:b/>
+          <w:bCs/>
+        </w:rPr>
+        <w:t xml:space="preserve">Then review each file against the PDF.</w:t>
+      </w:r>
+      <w:r>
+        <w:t xml:space="preserve"> </w:t>
+      </w:r>
+      <w:r>
+        <w:t xml:space="preserve">Counts, tables, wording — Claude drifts here.</w:t>
+      </w:r>
+    </w:p>
+    <w:bookmarkEnd w:id="16"/>
+    <w:bookmarkStart w:id="17" w:name="phase-3-generate-claude.md"/>
+    <w:p>
+      <w:pPr>
+        <w:pStyle w:val="Heading1"/>
+      </w:pPr>
+      <w:r>
+        <w:t xml:space="preserve">Phase 3 — Generate CLAUDE.md</w:t>
+      </w:r>
+    </w:p>
+    <w:p>
+      <w:pPr>
+        <w:pStyle w:val="FirstParagraph"/>
+      </w:pPr>
+      <w:r>
+        <w:t xml:space="preserve">Most important file in your project. Claude inlines</w:t>
+      </w:r>
+      <w:r>
+        <w:t xml:space="preserve"> </w:t>
+      </w:r>
+      <w:r>
+        <w:rPr>
+          <w:rStyle w:val="VerbatimChar"/>
+        </w:rPr>
+        <w:t xml:space="preserve">PATTERNS.md</w:t>
+      </w:r>
+      <w:r>
+        <w:t xml:space="preserve"> </w:t>
+      </w:r>
+      <w:r>
+        <w:t xml:space="preserve">+ your domain.</w:t>
       </w:r>
     </w:p>
     <w:p>
@@ -879,7 +951,85 @@
         <w:pStyle w:val="BodyText"/>
       </w:pPr>
       <w:r>
-        <w:t xml:space="preserve">Claude installs</w:t>
+        <w:t xml:space="preserve">What to verify:</w:t>
+      </w:r>
+    </w:p>
+    <w:p>
+      <w:pPr>
+        <w:pStyle w:val="Compact"/>
+        <w:numPr>
+          <w:ilvl w:val="0"/>
+          <w:numId w:val="1005"/>
+        </w:numPr>
+      </w:pPr>
+      <w:r>
+        <w:t xml:space="preserve">Implementation scope matches what you’ll code</w:t>
+      </w:r>
+    </w:p>
+    <w:p>
+      <w:pPr>
+        <w:pStyle w:val="Compact"/>
+        <w:numPr>
+          <w:ilvl w:val="0"/>
+          <w:numId w:val="1005"/>
+        </w:numPr>
+      </w:pPr>
+      <w:r>
+        <w:t xml:space="preserve">Entity load order is correct</w:t>
+      </w:r>
+    </w:p>
+    <w:p>
+      <w:pPr>
+        <w:pStyle w:val="Compact"/>
+        <w:numPr>
+          <w:ilvl w:val="0"/>
+          <w:numId w:val="1005"/>
+        </w:numPr>
+      </w:pPr>
+      <w:r>
+        <w:t xml:space="preserve">Group decisions are real (not invented)</w:t>
+      </w:r>
+    </w:p>
+    <w:p>
+      <w:pPr>
+        <w:pStyle w:val="FirstParagraph"/>
+      </w:pPr>
+      <w:r>
+        <w:t xml:space="preserve">Don’t fuss over attribute names — compiler catches those later.</w:t>
+      </w:r>
+    </w:p>
+    <w:bookmarkEnd w:id="17"/>
+    <w:bookmarkStart w:id="18" w:name="phase-4-schema-sps"/>
+    <w:p>
+      <w:pPr>
+        <w:pStyle w:val="Heading1"/>
+      </w:pPr>
+      <w:r>
+        <w:t xml:space="preserve">Phase 4 — Schema + SPs</w:t>
+      </w:r>
+    </w:p>
+    <w:p>
+      <w:pPr>
+        <w:pStyle w:val="Compact"/>
+        <w:numPr>
+          <w:ilvl w:val="0"/>
+          <w:numId w:val="1006"/>
+        </w:numPr>
+      </w:pPr>
+      <w:r>
+        <w:t xml:space="preserve">Create the project DB (4.0)</w:t>
+      </w:r>
+    </w:p>
+    <w:p>
+      <w:pPr>
+        <w:pStyle w:val="Compact"/>
+        <w:numPr>
+          <w:ilvl w:val="0"/>
+          <w:numId w:val="1006"/>
+        </w:numPr>
+      </w:pPr>
+      <w:r>
+        <w:t xml:space="preserve">Generate</w:t>
       </w:r>
       <w:r>
         <w:t xml:space="preserve"> </w:t>
@@ -888,10 +1038,57 @@
         <w:rPr>
           <w:rStyle w:val="VerbatimChar"/>
         </w:rPr>
-        <w:t xml:space="preserve">uv</w:t>
-      </w:r>
-      <w:r>
-        <w:t xml:space="preserve">, writes</w:t>
+        <w:t xml:space="preserve">create_database.sql</w:t>
+      </w:r>
+      <w:r>
+        <w:t xml:space="preserve"> </w:t>
+      </w:r>
+      <w:r>
+        <w:t xml:space="preserve">(4.1)</w:t>
+      </w:r>
+    </w:p>
+    <w:p>
+      <w:pPr>
+        <w:pStyle w:val="Compact"/>
+        <w:numPr>
+          <w:ilvl w:val="0"/>
+          <w:numId w:val="1006"/>
+        </w:numPr>
+      </w:pPr>
+      <w:r>
+        <w:t xml:space="preserve">Review against class diagram (4.2)</w:t>
+      </w:r>
+    </w:p>
+    <w:p>
+      <w:pPr>
+        <w:pStyle w:val="Compact"/>
+        <w:numPr>
+          <w:ilvl w:val="0"/>
+          <w:numId w:val="1006"/>
+        </w:numPr>
+      </w:pPr>
+      <w:r>
+        <w:t xml:space="preserve">Run via MCP (4.3)</w:t>
+      </w:r>
+    </w:p>
+    <w:p>
+      <w:pPr>
+        <w:pStyle w:val="FirstParagraph"/>
+      </w:pPr>
+      <w:r>
+        <w:t xml:space="preserve">Then SPs:</w:t>
+      </w:r>
+    </w:p>
+    <w:p>
+      <w:pPr>
+        <w:pStyle w:val="Compact"/>
+        <w:numPr>
+          <w:ilvl w:val="0"/>
+          <w:numId w:val="1007"/>
+        </w:numPr>
+      </w:pPr>
+      <w:r>
+        <w:t xml:space="preserve">Generate</w:t>
       </w:r>
       <w:r>
         <w:t xml:space="preserve"> </w:t>
@@ -900,20 +1097,1369 @@
         <w:rPr>
           <w:rStyle w:val="VerbatimChar"/>
         </w:rPr>
+        <w:t xml:space="preserve">stored_procedures.sql</w:t>
+      </w:r>
+      <w:r>
+        <w:t xml:space="preserve"> </w:t>
+      </w:r>
+      <w:r>
+        <w:t xml:space="preserve">(4.4)</w:t>
+      </w:r>
+    </w:p>
+    <w:p>
+      <w:pPr>
+        <w:pStyle w:val="Compact"/>
+        <w:numPr>
+          <w:ilvl w:val="0"/>
+          <w:numId w:val="1007"/>
+        </w:numPr>
+      </w:pPr>
+      <w:r>
+        <w:t xml:space="preserve">Spot-check one entity’s CRUD (4.5)</w:t>
+      </w:r>
+    </w:p>
+    <w:bookmarkEnd w:id="18"/>
+    <w:bookmarkStart w:id="19" w:name="phase-4-key-conventions"/>
+    <w:p>
+      <w:pPr>
+        <w:pStyle w:val="Heading1"/>
+      </w:pPr>
+      <w:r>
+        <w:t xml:space="preserve">Phase 4 — Key Conventions</w:t>
+      </w:r>
+    </w:p>
+    <w:p>
+      <w:pPr>
+        <w:pStyle w:val="Compact"/>
+        <w:numPr>
+          <w:ilvl w:val="0"/>
+          <w:numId w:val="1008"/>
+        </w:numPr>
+      </w:pPr>
+      <w:r>
+        <w:rPr>
+          <w:b/>
+          <w:bCs/>
+        </w:rPr>
+        <w:t xml:space="preserve">PKs assigned in C#, not by DB.</w:t>
+      </w:r>
+      <w:r>
+        <w:t xml:space="preserve"> </w:t>
+      </w:r>
+      <w:r>
+        <w:t xml:space="preserve">No</w:t>
+      </w:r>
+      <w:r>
+        <w:t xml:space="preserve"> </w:t>
+      </w:r>
+      <w:r>
+        <w:rPr>
+          <w:rStyle w:val="VerbatimChar"/>
+        </w:rPr>
+        <w:t xml:space="preserve">IDENTITY</w:t>
+      </w:r>
+      <w:r>
+        <w:t xml:space="preserve">.</w:t>
+      </w:r>
+    </w:p>
+    <w:p>
+      <w:pPr>
+        <w:pStyle w:val="Compact"/>
+        <w:numPr>
+          <w:ilvl w:val="0"/>
+          <w:numId w:val="1008"/>
+        </w:numPr>
+      </w:pPr>
+      <w:r>
+        <w:rPr>
+          <w:rStyle w:val="VerbatimChar"/>
+          <w:b/>
+          <w:bCs/>
+        </w:rPr>
+        <w:t xml:space="preserve">NVARCHAR</w:t>
+      </w:r>
+      <w:r>
+        <w:rPr>
+          <w:b/>
+          <w:bCs/>
+        </w:rPr>
+        <w:t xml:space="preserve">, never</w:t>
+      </w:r>
+      <w:r>
+        <w:rPr>
+          <w:b/>
+          <w:bCs/>
+        </w:rPr>
+        <w:t xml:space="preserve"> </w:t>
+      </w:r>
+      <w:r>
+        <w:rPr>
+          <w:rStyle w:val="VerbatimChar"/>
+          <w:b/>
+          <w:bCs/>
+        </w:rPr>
+        <w:t xml:space="preserve">VARCHAR</w:t>
+      </w:r>
+      <w:r>
+        <w:rPr>
+          <w:b/>
+          <w:bCs/>
+        </w:rPr>
+        <w:t xml:space="preserve">.</w:t>
+      </w:r>
+      <w:r>
+        <w:t xml:space="preserve"> </w:t>
+      </w:r>
+      <w:r>
+        <w:t xml:space="preserve">Always.</w:t>
+      </w:r>
+    </w:p>
+    <w:p>
+      <w:pPr>
+        <w:pStyle w:val="Compact"/>
+        <w:numPr>
+          <w:ilvl w:val="0"/>
+          <w:numId w:val="1008"/>
+        </w:numPr>
+      </w:pPr>
+      <w:r>
+        <w:rPr>
+          <w:b/>
+          <w:bCs/>
+        </w:rPr>
+        <w:t xml:space="preserve">Hebrew literals prefixed</w:t>
+      </w:r>
+      <w:r>
+        <w:rPr>
+          <w:b/>
+          <w:bCs/>
+        </w:rPr>
+        <w:t xml:space="preserve"> </w:t>
+      </w:r>
+      <w:r>
+        <w:rPr>
+          <w:rStyle w:val="VerbatimChar"/>
+          <w:b/>
+          <w:bCs/>
+        </w:rPr>
+        <w:t xml:space="preserve">N'...'</w:t>
+      </w:r>
+      <w:r>
+        <w:rPr>
+          <w:b/>
+          <w:bCs/>
+        </w:rPr>
+        <w:t xml:space="preserve">.</w:t>
+      </w:r>
+    </w:p>
+    <w:p>
+      <w:pPr>
+        <w:pStyle w:val="Compact"/>
+        <w:numPr>
+          <w:ilvl w:val="0"/>
+          <w:numId w:val="1008"/>
+        </w:numPr>
+      </w:pPr>
+      <w:r>
+        <w:rPr>
+          <w:b/>
+          <w:bCs/>
+        </w:rPr>
+        <w:t xml:space="preserve">Every SP takes its PK as a parameter.</w:t>
+      </w:r>
+      <w:r>
+        <w:t xml:space="preserve"> </w:t>
+      </w:r>
+      <w:r>
+        <w:t xml:space="preserve">No</w:t>
+      </w:r>
+      <w:r>
+        <w:t xml:space="preserve"> </w:t>
+      </w:r>
+      <w:r>
+        <w:rPr>
+          <w:rStyle w:val="VerbatimChar"/>
+        </w:rPr>
+        <w:t xml:space="preserve">SCOPE_IDENTITY()</w:t>
+      </w:r>
+      <w:r>
+        <w:t xml:space="preserve">.</w:t>
+      </w:r>
+    </w:p>
+    <w:p>
+      <w:pPr>
+        <w:pStyle w:val="FirstParagraph"/>
+      </w:pPr>
+      <w:r>
+        <w:t xml:space="preserve">These live in</w:t>
+      </w:r>
+      <w:r>
+        <w:t xml:space="preserve"> </w:t>
+      </w:r>
+      <w:r>
+        <w:rPr>
+          <w:rStyle w:val="VerbatimChar"/>
+        </w:rPr>
+        <w:t xml:space="preserve">PATTERNS.md</w:t>
+      </w:r>
+      <w:r>
+        <w:t xml:space="preserve"> </w:t>
+      </w:r>
+      <w:r>
+        <w:t xml:space="preserve">and get inlined into your</w:t>
+      </w:r>
+      <w:r>
+        <w:t xml:space="preserve"> </w:t>
+      </w:r>
+      <w:r>
+        <w:rPr>
+          <w:rStyle w:val="VerbatimChar"/>
+        </w:rPr>
+        <w:t xml:space="preserve">CLAUDE.md</w:t>
+      </w:r>
+      <w:r>
+        <w:t xml:space="preserve">.</w:t>
+      </w:r>
+    </w:p>
+    <w:bookmarkEnd w:id="19"/>
+    <w:bookmarkStart w:id="20" w:name="phase-4.5-seed-data"/>
+    <w:p>
+      <w:pPr>
+        <w:pStyle w:val="Heading1"/>
+      </w:pPr>
+      <w:r>
+        <w:t xml:space="preserve">Phase 4.5 — Seed Data</w:t>
+      </w:r>
+    </w:p>
+    <w:p>
+      <w:pPr>
+        <w:pStyle w:val="FirstParagraph"/>
+      </w:pPr>
+      <w:r>
+        <w:t xml:space="preserve">Generate</w:t>
+      </w:r>
+      <w:r>
+        <w:t xml:space="preserve"> </w:t>
+      </w:r>
+      <w:r>
+        <w:rPr>
+          <w:rStyle w:val="VerbatimChar"/>
+        </w:rPr>
+        <w:t xml:space="preserve">seed_data.sql</w:t>
+      </w:r>
+      <w:r>
+        <w:t xml:space="preserve"> </w:t>
+      </w:r>
+      <w:r>
+        <w:t xml:space="preserve">covering every role, status, and enum.</w:t>
+      </w:r>
+    </w:p>
+    <w:p>
+      <w:pPr>
+        <w:pStyle w:val="BodyText"/>
+      </w:pPr>
+      <w:r>
+        <w:t xml:space="preserve">~5–10 rows per base table, ~10–20 for transactional/association tables.</w:t>
+      </w:r>
+    </w:p>
+    <w:p>
+      <w:pPr>
+        <w:pStyle w:val="BodyText"/>
+      </w:pPr>
+      <w:r>
+        <w:rPr>
+          <w:b/>
+          <w:bCs/>
+        </w:rPr>
+        <w:t xml:space="preserve">Why now (before code):</w:t>
+      </w:r>
+      <w:r>
+        <w:t xml:space="preserve"> </w:t>
+      </w:r>
+      <w:r>
+        <w:t xml:space="preserve">so when Phase 5’s</w:t>
+      </w:r>
+      <w:r>
+        <w:t xml:space="preserve"> </w:t>
+      </w:r>
+      <w:r>
+        <w:rPr>
+          <w:rStyle w:val="VerbatimChar"/>
+        </w:rPr>
+        <w:t xml:space="preserve">LoginPanel</w:t>
+      </w:r>
+      <w:r>
+        <w:t xml:space="preserve"> </w:t>
+      </w:r>
+      <w:r>
+        <w:t xml:space="preserve">runs, there are real users to log in as.</w:t>
+      </w:r>
+    </w:p>
+    <w:bookmarkEnd w:id="20"/>
+    <w:bookmarkStart w:id="21" w:name="phase-5-c-scaffold"/>
+    <w:p>
+      <w:pPr>
+        <w:pStyle w:val="Heading1"/>
+      </w:pPr>
+      <w:r>
+        <w:t xml:space="preserve">Phase 5 — C# Scaffold</w:t>
+      </w:r>
+    </w:p>
+    <w:p>
+      <w:pPr>
+        <w:pStyle w:val="Compact"/>
+        <w:numPr>
+          <w:ilvl w:val="0"/>
+          <w:numId w:val="1009"/>
+        </w:numPr>
+      </w:pPr>
+      <w:r>
+        <w:t xml:space="preserve">5.1 —</w:t>
+      </w:r>
+      <w:r>
+        <w:t xml:space="preserve"> </w:t>
+      </w:r>
+      <w:r>
+        <w:rPr>
+          <w:rStyle w:val="VerbatimChar"/>
+        </w:rPr>
+        <w:t xml:space="preserve">.sln</w:t>
+      </w:r>
+      <w:r>
+        <w:t xml:space="preserve"> </w:t>
+      </w:r>
+      <w:r>
+        <w:t xml:space="preserve">+</w:t>
+      </w:r>
+      <w:r>
+        <w:t xml:space="preserve"> </w:t>
+      </w:r>
+      <w:r>
+        <w:rPr>
+          <w:rStyle w:val="VerbatimChar"/>
+        </w:rPr>
+        <w:t xml:space="preserve">.csproj</w:t>
+      </w:r>
+      <w:r>
+        <w:t xml:space="preserve"> </w:t>
+      </w:r>
+      <w:r>
+        <w:t xml:space="preserve">mirroring the sample</w:t>
+      </w:r>
+    </w:p>
+    <w:p>
+      <w:pPr>
+        <w:pStyle w:val="Compact"/>
+        <w:numPr>
+          <w:ilvl w:val="0"/>
+          <w:numId w:val="1009"/>
+        </w:numPr>
+      </w:pPr>
+      <w:r>
+        <w:t xml:space="preserve">5.2 —</w:t>
+      </w:r>
+      <w:r>
+        <w:t xml:space="preserve"> </w:t>
+      </w:r>
+      <w:r>
+        <w:rPr>
+          <w:rStyle w:val="VerbatimChar"/>
+        </w:rPr>
+        <w:t xml:space="preserve">SQL_CON.cs</w:t>
+      </w:r>
+      <w:r>
+        <w:t xml:space="preserve"> </w:t>
+      </w:r>
+      <w:r>
+        <w:t xml:space="preserve">reading from</w:t>
+      </w:r>
+      <w:r>
+        <w:t xml:space="preserve"> </w:t>
+      </w:r>
+      <w:r>
+        <w:rPr>
+          <w:rStyle w:val="VerbatimChar"/>
+        </w:rPr>
+        <w:t xml:space="preserve">app.config</w:t>
+      </w:r>
+    </w:p>
+    <w:p>
+      <w:pPr>
+        <w:pStyle w:val="Compact"/>
+        <w:numPr>
+          <w:ilvl w:val="0"/>
+          <w:numId w:val="1009"/>
+        </w:numPr>
+      </w:pPr>
+      <w:r>
+        <w:t xml:space="preserve">5.3 — All entity classes +</w:t>
+      </w:r>
+      <w:r>
+        <w:t xml:space="preserve"> </w:t>
+      </w:r>
+      <w:r>
+        <w:rPr>
+          <w:rStyle w:val="VerbatimChar"/>
+        </w:rPr>
+        <w:t xml:space="preserve">Program.cs</w:t>
+      </w:r>
+      <w:r>
+        <w:t xml:space="preserve"> </w:t>
+      </w:r>
+      <w:r>
+        <w:t xml:space="preserve">with load order</w:t>
+      </w:r>
+    </w:p>
+    <w:p>
+      <w:pPr>
+        <w:pStyle w:val="Compact"/>
+        <w:numPr>
+          <w:ilvl w:val="0"/>
+          <w:numId w:val="1009"/>
+        </w:numPr>
+      </w:pPr>
+      <w:r>
+        <w:t xml:space="preserve">5.4 — Review entity hydration</w:t>
+      </w:r>
+    </w:p>
+    <w:p>
+      <w:pPr>
+        <w:pStyle w:val="FirstParagraph"/>
+      </w:pPr>
+      <w:r>
+        <w:t xml:space="preserve">Build should fail expectedly until 5.5 (no entry point yet).</w:t>
+      </w:r>
+    </w:p>
+    <w:bookmarkEnd w:id="21"/>
+    <w:bookmarkStart w:id="22" w:name="phase-5.5-the-entry-flow"/>
+    <w:p>
+      <w:pPr>
+        <w:pStyle w:val="Heading1"/>
+      </w:pPr>
+      <w:r>
+        <w:t xml:space="preserve">Phase 5.5 — The Entry Flow</w:t>
+      </w:r>
+    </w:p>
+    <w:p>
+      <w:pPr>
+        <w:pStyle w:val="FirstParagraph"/>
+      </w:pPr>
+      <w:r>
+        <w:t xml:space="preserve">Login is</w:t>
+      </w:r>
+      <w:r>
+        <w:t xml:space="preserve"> </w:t>
+      </w:r>
+      <w:r>
+        <w:rPr>
+          <w:b/>
+          <w:bCs/>
+        </w:rPr>
+        <w:t xml:space="preserve">not</w:t>
+      </w:r>
+      <w:r>
+        <w:t xml:space="preserve"> </w:t>
+      </w:r>
+      <w:r>
+        <w:t xml:space="preserve">a UC. But it</w:t>
+      </w:r>
+      <w:r>
+        <w:t xml:space="preserve"> </w:t>
+      </w:r>
+      <w:r>
+        <w:rPr>
+          <w:b/>
+          <w:bCs/>
+        </w:rPr>
+        <w:t xml:space="preserve">is</w:t>
+      </w:r>
+      <w:r>
+        <w:t xml:space="preserve"> </w:t>
+      </w:r>
+      <w:r>
+        <w:t xml:space="preserve">the first screen.</w:t>
+      </w:r>
+    </w:p>
+    <w:p>
+      <w:pPr>
+        <w:pStyle w:val="BodyText"/>
+      </w:pPr>
+      <w:r>
+        <w:t xml:space="preserve">Claude reads the class diagram → finds credential-holding entities → designs login + per-role homes.</w:t>
+      </w:r>
+    </w:p>
+    <w:p>
+      <w:pPr>
+        <w:pStyle w:val="BodyText"/>
+      </w:pPr>
+      <w:r>
+        <w:t xml:space="preserve">Claude proposes the design and waits for your confirmation before writing files.</w:t>
+      </w:r>
+    </w:p>
+    <w:p>
+      <w:pPr>
+        <w:pStyle w:val="BodyText"/>
+      </w:pPr>
+      <w:r>
+        <w:t xml:space="preserve">Where your design diagrams pay off visually.</w:t>
+      </w:r>
+    </w:p>
+    <w:bookmarkEnd w:id="22"/>
+    <w:bookmarkStart w:id="23" w:name="phase-5.6-5.7-first-panel-and-run"/>
+    <w:p>
+      <w:pPr>
+        <w:pStyle w:val="Heading1"/>
+      </w:pPr>
+      <w:r>
+        <w:t xml:space="preserve">Phase 5.6 + 5.7 — First Panel and Run</w:t>
+      </w:r>
+    </w:p>
+    <w:p>
+      <w:pPr>
+        <w:pStyle w:val="FirstParagraph"/>
+      </w:pPr>
+      <w:r>
+        <w:t xml:space="preserve">5.6 — Generate the first CRUD panel for a Tier 1 base entity. Wire under the right role’s home.</w:t>
+      </w:r>
+    </w:p>
+    <w:p>
+      <w:pPr>
+        <w:pStyle w:val="BodyText"/>
+      </w:pPr>
+      <w:r>
+        <w:t xml:space="preserve">5.7 — Build, F5, walk through: login → role home → CRUD → verify in DB via MCP.</w:t>
+      </w:r>
+    </w:p>
+    <w:p>
+      <w:pPr>
+        <w:pStyle w:val="BodyText"/>
+      </w:pPr>
+      <w:r>
+        <w:t xml:space="preserve">This is the</w:t>
+      </w:r>
+      <w:r>
+        <w:t xml:space="preserve"> </w:t>
+      </w:r>
+      <w:r>
+        <w:t xml:space="preserve">“wow”</w:t>
+      </w:r>
+      <w:r>
+        <w:t xml:space="preserve"> </w:t>
+      </w:r>
+      <w:r>
+        <w:t xml:space="preserve">moment. Login screen, real role routing, working CRUD.</w:t>
+      </w:r>
+    </w:p>
+    <w:bookmarkEnd w:id="23"/>
+    <w:bookmarkStart w:id="24" w:name="phase-6-remaining-cruds"/>
+    <w:p>
+      <w:pPr>
+        <w:pStyle w:val="Heading1"/>
+      </w:pPr>
+      <w:r>
+        <w:t xml:space="preserve">Phase 6 — Remaining CRUDs</w:t>
+      </w:r>
+    </w:p>
+    <w:p>
+      <w:pPr>
+        <w:pStyle w:val="FirstParagraph"/>
+      </w:pPr>
+      <w:r>
+        <w:t xml:space="preserve">Two paths:</w:t>
+      </w:r>
+    </w:p>
+    <w:p>
+      <w:pPr>
+        <w:pStyle w:val="BodyText"/>
+      </w:pPr>
+      <w:r>
+        <w:rPr>
+          <w:b/>
+          <w:bCs/>
+        </w:rPr>
+        <w:t xml:space="preserve">Option A — One at a time.</w:t>
+      </w:r>
+      <w:r>
+        <w:t xml:space="preserve"> </w:t>
+      </w:r>
+      <w:r>
+        <w:t xml:space="preserve">Cautious. Generate, review, build, repeat.</w:t>
+      </w:r>
+    </w:p>
+    <w:p>
+      <w:pPr>
+        <w:pStyle w:val="BodyText"/>
+      </w:pPr>
+      <w:r>
+        <w:rPr>
+          <w:b/>
+          <w:bCs/>
+        </w:rPr>
+        <w:t xml:space="preserve">Option B — All at once.</w:t>
+      </w:r>
+      <w:r>
+        <w:t xml:space="preserve"> </w:t>
+      </w:r>
+      <w:r>
+        <w:t xml:space="preserve">Dramatic. One prompt → 8–10 panels in one batch.</w:t>
+      </w:r>
+    </w:p>
+    <w:p>
+      <w:pPr>
+        <w:pStyle w:val="BodyText"/>
+      </w:pPr>
+      <w:r>
+        <w:t xml:space="preserve">Either way, sweep through every panel after. Spot-check create/update/delete on a couple.</w:t>
+      </w:r>
+    </w:p>
+    <w:bookmarkEnd w:id="24"/>
+    <w:bookmarkStart w:id="25" w:name="phase-7-state-machines"/>
+    <w:p>
+      <w:pPr>
+        <w:pStyle w:val="Heading1"/>
+      </w:pPr>
+      <w:r>
+        <w:t xml:space="preserve">Phase 7 — State Machines</w:t>
+      </w:r>
+    </w:p>
+    <w:p>
+      <w:pPr>
+        <w:pStyle w:val="FirstParagraph"/>
+      </w:pPr>
+      <w:r>
+        <w:t xml:space="preserve">CRUD treats entities as bags of fields. State machines add:</w:t>
+      </w:r>
+    </w:p>
+    <w:p>
+      <w:pPr>
+        <w:pStyle w:val="Compact"/>
+        <w:numPr>
+          <w:ilvl w:val="0"/>
+          <w:numId w:val="1010"/>
+        </w:numPr>
+      </w:pPr>
+      <w:r>
+        <w:rPr>
+          <w:b/>
+          <w:bCs/>
+        </w:rPr>
+        <w:t xml:space="preserve">Guards</w:t>
+      </w:r>
+      <w:r>
+        <w:t xml:space="preserve"> </w:t>
+      </w:r>
+      <w:r>
+        <w:t xml:space="preserve">— not every transition is always legal</w:t>
+      </w:r>
+    </w:p>
+    <w:p>
+      <w:pPr>
+        <w:pStyle w:val="Compact"/>
+        <w:numPr>
+          <w:ilvl w:val="0"/>
+          <w:numId w:val="1010"/>
+        </w:numPr>
+      </w:pPr>
+      <w:r>
+        <w:rPr>
+          <w:b/>
+          <w:bCs/>
+        </w:rPr>
+        <w:t xml:space="preserve">Side effects</w:t>
+      </w:r>
+      <w:r>
+        <w:t xml:space="preserve"> </w:t>
+      </w:r>
+      <w:r>
+        <w:t xml:space="preserve">— cancel a registration → free slot + refund credit</w:t>
+      </w:r>
+    </w:p>
+    <w:p>
+      <w:pPr>
+        <w:pStyle w:val="Compact"/>
+        <w:numPr>
+          <w:ilvl w:val="0"/>
+          <w:numId w:val="1010"/>
+        </w:numPr>
+      </w:pPr>
+      <w:r>
+        <w:rPr>
+          <w:b/>
+          <w:bCs/>
+        </w:rPr>
+        <w:t xml:space="preserve">Atomicity</w:t>
+      </w:r>
+      <w:r>
+        <w:t xml:space="preserve"> </w:t>
+      </w:r>
+      <w:r>
+        <w:t xml:space="preserve">—</w:t>
+      </w:r>
+      <w:r>
+        <w:t xml:space="preserve"> </w:t>
+      </w:r>
+      <w:r>
+        <w:rPr>
+          <w:rStyle w:val="VerbatimChar"/>
+        </w:rPr>
+        <w:t xml:space="preserve">BEGIN TRAN … COMMIT</w:t>
+      </w:r>
+    </w:p>
+    <w:p>
+      <w:pPr>
+        <w:pStyle w:val="FirstParagraph"/>
+      </w:pPr>
+      <w:r>
+        <w:t xml:space="preserve">Each user-triggered transition gets a verb button, not a generic Update.</w:t>
+      </w:r>
+    </w:p>
+    <w:bookmarkEnd w:id="25"/>
+    <w:bookmarkStart w:id="26" w:name="phase-7-why-it-matters"/>
+    <w:p>
+      <w:pPr>
+        <w:pStyle w:val="Heading1"/>
+      </w:pPr>
+      <w:r>
+        <w:t xml:space="preserve">Phase 7 — Why It Matters</w:t>
+      </w:r>
+    </w:p>
+    <w:p>
+      <w:pPr>
+        <w:pStyle w:val="FirstParagraph"/>
+      </w:pPr>
+      <w:r>
+        <w:t xml:space="preserve">Your state diagrams from design class become</w:t>
+      </w:r>
+      <w:r>
+        <w:t xml:space="preserve"> </w:t>
+      </w:r>
+      <w:r>
+        <w:rPr>
+          <w:b/>
+          <w:bCs/>
+        </w:rPr>
+        <w:t xml:space="preserve">running code</w:t>
+      </w:r>
+      <w:r>
+        <w:t xml:space="preserve">.</w:t>
+      </w:r>
+    </w:p>
+    <w:p>
+      <w:pPr>
+        <w:pStyle w:val="BodyText"/>
+      </w:pPr>
+      <w:r>
+        <w:t xml:space="preserve">If you only do CRUD, students can manually set</w:t>
+      </w:r>
+      <w:r>
+        <w:t xml:space="preserve"> </w:t>
+      </w:r>
+      <w:r>
+        <w:rPr>
+          <w:rStyle w:val="VerbatimChar"/>
+        </w:rPr>
+        <w:t xml:space="preserve">status = 'Cancelled'</w:t>
+      </w:r>
+      <w:r>
+        <w:t xml:space="preserve"> </w:t>
+      </w:r>
+      <w:r>
+        <w:t xml:space="preserve">and silently skip all guards — broken domain.</w:t>
+      </w:r>
+    </w:p>
+    <w:p>
+      <w:pPr>
+        <w:pStyle w:val="BodyText"/>
+      </w:pPr>
+      <w:r>
+        <w:t xml:space="preserve">State machines are where business logic lives in code, not in screens.</w:t>
+      </w:r>
+    </w:p>
+    <w:bookmarkEnd w:id="26"/>
+    <w:bookmarkStart w:id="27" w:name="phases-811-homework"/>
+    <w:p>
+      <w:pPr>
+        <w:pStyle w:val="Heading1"/>
+      </w:pPr>
+      <w:r>
+        <w:t xml:space="preserve">Phases 8–11 — Homework</w:t>
+      </w:r>
+    </w:p>
+    <w:p>
+      <w:pPr>
+        <w:pStyle w:val="FirstParagraph"/>
+      </w:pPr>
+      <w:r>
+        <w:t xml:space="preserve">Documented with full prompts in</w:t>
+      </w:r>
+      <w:r>
+        <w:t xml:space="preserve"> </w:t>
+      </w:r>
+      <w:r>
+        <w:rPr>
+          <w:rStyle w:val="VerbatimChar"/>
+        </w:rPr>
+        <w:t xml:space="preserve">LESSON_STEPS.md</w:t>
+      </w:r>
+      <w:r>
+        <w:t xml:space="preserve">:</w:t>
+      </w:r>
+    </w:p>
+    <w:p>
+      <w:pPr>
+        <w:pStyle w:val="Compact"/>
+        <w:numPr>
+          <w:ilvl w:val="0"/>
+          <w:numId w:val="1011"/>
+        </w:numPr>
+      </w:pPr>
+      <w:r>
+        <w:rPr>
+          <w:b/>
+          <w:bCs/>
+        </w:rPr>
+        <w:t xml:space="preserve">8</w:t>
+      </w:r>
+      <w:r>
+        <w:t xml:space="preserve"> </w:t>
+      </w:r>
+      <w:r>
+        <w:t xml:space="preserve">— Reports (read-only, aggregated, parameterized)</w:t>
+      </w:r>
+    </w:p>
+    <w:p>
+      <w:pPr>
+        <w:pStyle w:val="Compact"/>
+        <w:numPr>
+          <w:ilvl w:val="0"/>
+          <w:numId w:val="1011"/>
+        </w:numPr>
+      </w:pPr>
+      <w:r>
+        <w:rPr>
+          <w:b/>
+          <w:bCs/>
+        </w:rPr>
+        <w:t xml:space="preserve">9</w:t>
+      </w:r>
+      <w:r>
+        <w:t xml:space="preserve"> </w:t>
+      </w:r>
+      <w:r>
+        <w:t xml:space="preserve">— Complex UC flows (orchestrated multi-entity transactions)</w:t>
+      </w:r>
+    </w:p>
+    <w:p>
+      <w:pPr>
+        <w:pStyle w:val="Compact"/>
+        <w:numPr>
+          <w:ilvl w:val="0"/>
+          <w:numId w:val="1011"/>
+        </w:numPr>
+      </w:pPr>
+      <w:r>
+        <w:rPr>
+          <w:b/>
+          <w:bCs/>
+        </w:rPr>
+        <w:t xml:space="preserve">10</w:t>
+      </w:r>
+      <w:r>
+        <w:t xml:space="preserve"> </w:t>
+      </w:r>
+      <w:r>
+        <w:t xml:space="preserve">— UI polish (feed Claude screenshots, get richer designs)</w:t>
+      </w:r>
+    </w:p>
+    <w:p>
+      <w:pPr>
+        <w:pStyle w:val="Compact"/>
+        <w:numPr>
+          <w:ilvl w:val="0"/>
+          <w:numId w:val="1011"/>
+        </w:numPr>
+      </w:pPr>
+      <w:r>
+        <w:rPr>
+          <w:b/>
+          <w:bCs/>
+        </w:rPr>
+        <w:t xml:space="preserve">11</w:t>
+      </w:r>
+      <w:r>
+        <w:t xml:space="preserve"> </w:t>
+      </w:r>
+      <w:r>
+        <w:t xml:space="preserve">— Shared DB (BGU central or free Azure SQL)</w:t>
+      </w:r>
+    </w:p>
+    <w:p>
+      <w:pPr>
+        <w:pStyle w:val="FirstParagraph"/>
+      </w:pPr>
+      <w:r>
+        <w:t xml:space="preserve">Same pattern as in-class phases. You have the tools.</w:t>
+      </w:r>
+    </w:p>
+    <w:bookmarkEnd w:id="27"/>
+    <w:bookmarkStart w:id="28" w:name="review-discipline-catch-now"/>
+    <w:p>
+      <w:pPr>
+        <w:pStyle w:val="Heading1"/>
+      </w:pPr>
+      <w:r>
+        <w:t xml:space="preserve">Review Discipline — Catch Now</w:t>
+      </w:r>
+    </w:p>
+    <w:p>
+      <w:pPr>
+        <w:pStyle w:val="FirstParagraph"/>
+      </w:pPr>
+      <w:r>
+        <w:t xml:space="preserve">Errors that</w:t>
+      </w:r>
+      <w:r>
+        <w:t xml:space="preserve"> </w:t>
+      </w:r>
+      <w:r>
+        <w:rPr>
+          <w:b/>
+          <w:bCs/>
+        </w:rPr>
+        <w:t xml:space="preserve">won’t</w:t>
+      </w:r>
+      <w:r>
+        <w:t xml:space="preserve"> </w:t>
+      </w:r>
+      <w:r>
+        <w:t xml:space="preserve">surface later:</w:t>
+      </w:r>
+    </w:p>
+    <w:p>
+      <w:pPr>
+        <w:pStyle w:val="Compact"/>
+        <w:numPr>
+          <w:ilvl w:val="0"/>
+          <w:numId w:val="1012"/>
+        </w:numPr>
+      </w:pPr>
+      <w:r>
+        <w:t xml:space="preserve">Implementation scope</w:t>
+      </w:r>
+    </w:p>
+    <w:p>
+      <w:pPr>
+        <w:pStyle w:val="Compact"/>
+        <w:numPr>
+          <w:ilvl w:val="0"/>
+          <w:numId w:val="1012"/>
+        </w:numPr>
+      </w:pPr>
+      <w:r>
+        <w:t xml:space="preserve">Load order / FK ordering</w:t>
+      </w:r>
+    </w:p>
+    <w:p>
+      <w:pPr>
+        <w:pStyle w:val="Compact"/>
+        <w:numPr>
+          <w:ilvl w:val="0"/>
+          <w:numId w:val="1012"/>
+        </w:numPr>
+      </w:pPr>
+      <w:r>
+        <w:t xml:space="preserve">Group decisions</w:t>
+      </w:r>
+    </w:p>
+    <w:p>
+      <w:pPr>
+        <w:pStyle w:val="Compact"/>
+        <w:numPr>
+          <w:ilvl w:val="0"/>
+          <w:numId w:val="1012"/>
+        </w:numPr>
+      </w:pPr>
+      <w:r>
+        <w:t xml:space="preserve">Counts and lists</w:t>
+      </w:r>
+    </w:p>
+    <w:p>
+      <w:pPr>
+        <w:pStyle w:val="Compact"/>
+        <w:numPr>
+          <w:ilvl w:val="0"/>
+          <w:numId w:val="1012"/>
+        </w:numPr>
+      </w:pPr>
+      <w:r>
+        <w:t xml:space="preserve">Silent doc conflicts</w:t>
+      </w:r>
+    </w:p>
+    <w:bookmarkEnd w:id="28"/>
+    <w:bookmarkStart w:id="29" w:name="review-discipline-dont-bother"/>
+    <w:p>
+      <w:pPr>
+        <w:pStyle w:val="Heading1"/>
+      </w:pPr>
+      <w:r>
+        <w:t xml:space="preserve">Review Discipline — Don’t Bother</w:t>
+      </w:r>
+    </w:p>
+    <w:p>
+      <w:pPr>
+        <w:pStyle w:val="FirstParagraph"/>
+      </w:pPr>
+      <w:r>
+        <w:t xml:space="preserve">Errors the compiler catches the moment code references them:</w:t>
+      </w:r>
+    </w:p>
+    <w:p>
+      <w:pPr>
+        <w:pStyle w:val="Compact"/>
+        <w:numPr>
+          <w:ilvl w:val="0"/>
+          <w:numId w:val="1013"/>
+        </w:numPr>
+      </w:pPr>
+      <w:r>
+        <w:t xml:space="preserve">Attribute names</w:t>
+      </w:r>
+    </w:p>
+    <w:p>
+      <w:pPr>
+        <w:pStyle w:val="Compact"/>
+        <w:numPr>
+          <w:ilvl w:val="0"/>
+          <w:numId w:val="1013"/>
+        </w:numPr>
+      </w:pPr>
+      <w:r>
+        <w:t xml:space="preserve">Enum values</w:t>
+      </w:r>
+    </w:p>
+    <w:p>
+      <w:pPr>
+        <w:pStyle w:val="Compact"/>
+        <w:numPr>
+          <w:ilvl w:val="0"/>
+          <w:numId w:val="1013"/>
+        </w:numPr>
+      </w:pPr>
+      <w:r>
+        <w:t xml:space="preserve">Method signatures</w:t>
+      </w:r>
+    </w:p>
+    <w:p>
+      <w:pPr>
+        <w:pStyle w:val="Compact"/>
+        <w:numPr>
+          <w:ilvl w:val="0"/>
+          <w:numId w:val="1013"/>
+        </w:numPr>
+      </w:pPr>
+      <w:r>
+        <w:t xml:space="preserve">Minor wording</w:t>
+      </w:r>
+    </w:p>
+    <w:p>
+      <w:pPr>
+        <w:pStyle w:val="FirstParagraph"/>
+      </w:pPr>
+      <w:r>
+        <w:t xml:space="preserve">Save your attention for the silent ones.</w:t>
+      </w:r>
+    </w:p>
+    <w:bookmarkEnd w:id="29"/>
+    <w:bookmarkStart w:id="30" w:name="working-with-claude"/>
+    <w:p>
+      <w:pPr>
+        <w:pStyle w:val="Heading1"/>
+      </w:pPr>
+      <w:r>
+        <w:t xml:space="preserve">Working With Claude</w:t>
+      </w:r>
+    </w:p>
+    <w:p>
+      <w:pPr>
+        <w:pStyle w:val="Compact"/>
+        <w:numPr>
+          <w:ilvl w:val="0"/>
+          <w:numId w:val="1014"/>
+        </w:numPr>
+      </w:pPr>
+      <w:r>
+        <w:rPr>
+          <w:b/>
+          <w:bCs/>
+        </w:rPr>
+        <w:t xml:space="preserve">Always ask Claude first.</w:t>
+      </w:r>
+      <w:r>
+        <w:t xml:space="preserve"> </w:t>
+      </w:r>
+      <w:r>
+        <w:t xml:space="preserve">Let it do the work, you review.</w:t>
+      </w:r>
+    </w:p>
+    <w:p>
+      <w:pPr>
+        <w:pStyle w:val="Compact"/>
+        <w:numPr>
+          <w:ilvl w:val="0"/>
+          <w:numId w:val="1014"/>
+        </w:numPr>
+      </w:pPr>
+      <w:r>
+        <w:rPr>
+          <w:b/>
+          <w:bCs/>
+        </w:rPr>
+        <w:t xml:space="preserve">Push back specifically.</w:t>
+      </w:r>
+      <w:r>
+        <w:t xml:space="preserve"> </w:t>
+      </w:r>
+      <w:r>
+        <w:t xml:space="preserve">Cite source, page, count.</w:t>
+      </w:r>
+    </w:p>
+    <w:p>
+      <w:pPr>
+        <w:pStyle w:val="Compact"/>
+        <w:numPr>
+          <w:ilvl w:val="0"/>
+          <w:numId w:val="1014"/>
+        </w:numPr>
+      </w:pPr>
+      <w:r>
+        <w:rPr>
+          <w:b/>
+          <w:bCs/>
+        </w:rPr>
+        <w:t xml:space="preserve">Persist decisions in files.</w:t>
+      </w:r>
+      <w:r>
+        <w:t xml:space="preserve"> </w:t>
+      </w:r>
+      <w:r>
+        <w:rPr>
+          <w:rStyle w:val="VerbatimChar"/>
+        </w:rPr>
+        <w:t xml:space="preserve">CLAUDE.md</w:t>
+      </w:r>
+      <w:r>
+        <w:t xml:space="preserve"> </w:t>
+      </w:r>
+      <w:r>
+        <w:t xml:space="preserve">carries forward to every session.</w:t>
+      </w:r>
+    </w:p>
+    <w:p>
+      <w:pPr>
+        <w:pStyle w:val="Compact"/>
+        <w:numPr>
+          <w:ilvl w:val="0"/>
+          <w:numId w:val="1014"/>
+        </w:numPr>
+      </w:pPr>
+      <w:r>
+        <w:rPr>
+          <w:b/>
+          <w:bCs/>
+        </w:rPr>
+        <w:t xml:space="preserve">One prompt per concern.</w:t>
+      </w:r>
+      <w:r>
+        <w:t xml:space="preserve"> </w:t>
+      </w:r>
+      <w:r>
+        <w:t xml:space="preserve">Don’t combine</w:t>
+      </w:r>
+      <w:r>
+        <w:t xml:space="preserve"> </w:t>
+      </w:r>
+      <w:r>
+        <w:t xml:space="preserve">“generate, change, deploy”</w:t>
+      </w:r>
+      <w:r>
+        <w:t xml:space="preserve"> </w:t>
+      </w:r>
+      <w:r>
+        <w:t xml:space="preserve">in one prompt.</w:t>
+      </w:r>
+    </w:p>
+    <w:p>
+      <w:pPr>
+        <w:pStyle w:val="Compact"/>
+        <w:numPr>
+          <w:ilvl w:val="0"/>
+          <w:numId w:val="1014"/>
+        </w:numPr>
+      </w:pPr>
+      <w:r>
+        <w:rPr>
+          <w:b/>
+          <w:bCs/>
+        </w:rPr>
+        <w:t xml:space="preserve">Never commit</w:t>
+      </w:r>
+      <w:r>
+        <w:rPr>
+          <w:b/>
+          <w:bCs/>
+        </w:rPr>
+        <w:t xml:space="preserve"> </w:t>
+      </w:r>
+      <w:r>
+        <w:rPr>
+          <w:rStyle w:val="VerbatimChar"/>
+          <w:b/>
+          <w:bCs/>
+        </w:rPr>
         <w:t xml:space="preserve">.mcp.json</w:t>
       </w:r>
       <w:r>
-        <w:t xml:space="preserve">, restarts itself, verifies the connection to your local SQL Server.</w:t>
-      </w:r>
-    </w:p>
-    <w:bookmarkEnd w:id="13"/>
-    <w:bookmarkStart w:id="14" w:name="X967f54df3a3accf1e90a6de3e439e8e842dea3b"/>
+        <w:rPr>
+          <w:b/>
+          <w:bCs/>
+        </w:rPr>
+        <w:t xml:space="preserve"> </w:t>
+      </w:r>
+      <w:r>
+        <w:rPr>
+          <w:b/>
+          <w:bCs/>
+        </w:rPr>
+        <w:t xml:space="preserve">or</w:t>
+      </w:r>
+      <w:r>
+        <w:rPr>
+          <w:b/>
+          <w:bCs/>
+        </w:rPr>
+        <w:t xml:space="preserve"> </w:t>
+      </w:r>
+      <w:r>
+        <w:rPr>
+          <w:rStyle w:val="VerbatimChar"/>
+          <w:b/>
+          <w:bCs/>
+        </w:rPr>
+        <w:t xml:space="preserve">app.config</w:t>
+      </w:r>
+      <w:r>
+        <w:rPr>
+          <w:b/>
+          <w:bCs/>
+        </w:rPr>
+        <w:t xml:space="preserve">.</w:t>
+      </w:r>
+      <w:r>
+        <w:t xml:space="preserve"> </w:t>
+      </w:r>
+      <w:r>
+        <w:t xml:space="preserve">Credentials.</w:t>
+      </w:r>
+    </w:p>
+    <w:bookmarkEnd w:id="30"/>
+    <w:bookmarkStart w:id="31" w:name="take-home-materials"/>
     <w:p>
       <w:pPr>
         <w:pStyle w:val="Heading1"/>
       </w:pPr>
       <w:r>
-        <w:t xml:space="preserve">Phase 2 — Extract Analysis to Markdown (20 min)</w:t>
+        <w:t xml:space="preserve">Take-Home Materials</w:t>
+      </w:r>
+    </w:p>
+    <w:p>
+      <w:pPr>
+        <w:pStyle w:val="Compact"/>
+        <w:numPr>
+          <w:ilvl w:val="0"/>
+          <w:numId w:val="1015"/>
+        </w:numPr>
+      </w:pPr>
+      <w:r>
+        <w:rPr>
+          <w:rStyle w:val="VerbatimChar"/>
+          <w:b/>
+          <w:bCs/>
+        </w:rPr>
+        <w:t xml:space="preserve">PREREQS.md</w:t>
+      </w:r>
+      <w:r>
+        <w:t xml:space="preserve"> </w:t>
+      </w:r>
+      <w:r>
+        <w:t xml:space="preserve">— install once</w:t>
+      </w:r>
+    </w:p>
+    <w:p>
+      <w:pPr>
+        <w:pStyle w:val="Compact"/>
+        <w:numPr>
+          <w:ilvl w:val="0"/>
+          <w:numId w:val="1015"/>
+        </w:numPr>
+      </w:pPr>
+      <w:r>
+        <w:rPr>
+          <w:rStyle w:val="VerbatimChar"/>
+          <w:b/>
+          <w:bCs/>
+        </w:rPr>
+        <w:t xml:space="preserve">LESSON_STEPS.md</w:t>
+      </w:r>
+      <w:r>
+        <w:t xml:space="preserve"> </w:t>
+      </w:r>
+      <w:r>
+        <w:t xml:space="preserve">— full reference with rationale</w:t>
+      </w:r>
+    </w:p>
+    <w:p>
+      <w:pPr>
+        <w:pStyle w:val="Compact"/>
+        <w:numPr>
+          <w:ilvl w:val="0"/>
+          <w:numId w:val="1015"/>
+        </w:numPr>
+      </w:pPr>
+      <w:r>
+        <w:rPr>
+          <w:rStyle w:val="VerbatimChar"/>
+          <w:b/>
+          <w:bCs/>
+        </w:rPr>
+        <w:t xml:space="preserve">PROMPTS_CHEATSHEET.md</w:t>
+      </w:r>
+      <w:r>
+        <w:t xml:space="preserve"> </w:t>
+      </w:r>
+      <w:r>
+        <w:t xml:space="preserve">— every prompt in copy-paste form</w:t>
+      </w:r>
+    </w:p>
+    <w:p>
+      <w:pPr>
+        <w:pStyle w:val="Compact"/>
+        <w:numPr>
+          <w:ilvl w:val="0"/>
+          <w:numId w:val="1015"/>
+        </w:numPr>
+      </w:pPr>
+      <w:r>
+        <w:rPr>
+          <w:b/>
+          <w:bCs/>
+        </w:rPr>
+        <w:t xml:space="preserve">Your group’s repo</w:t>
+      </w:r>
+      <w:r>
+        <w:t xml:space="preserve"> </w:t>
+      </w:r>
+      <w:r>
+        <w:t xml:space="preserve">— working scaffold, CLAUDE.md, runnable panel</w:t>
       </w:r>
     </w:p>
     <w:p>
@@ -921,97 +2467,17 @@
         <w:pStyle w:val="FirstParagraph"/>
       </w:pPr>
       <w:r>
-        <w:t xml:space="preserve">Paste</w:t>
-      </w:r>
-      <w:r>
-        <w:t xml:space="preserve"> </w:t>
-      </w:r>
-      <w:r>
-        <w:rPr>
-          <w:b/>
-          <w:bCs/>
-        </w:rPr>
-        <w:t xml:space="preserve">one prompt</w:t>
-      </w:r>
-      <w:r>
-        <w:t xml:space="preserve"> </w:t>
-      </w:r>
-      <w:r>
-        <w:t xml:space="preserve">— Claude reads both PDFs and produces:</w:t>
-      </w:r>
-    </w:p>
-    <w:p>
-      <w:pPr>
-        <w:pStyle w:val="SourceCode"/>
-      </w:pPr>
-      <w:r>
-        <w:rPr>
-          <w:rStyle w:val="VerbatimChar"/>
-        </w:rPr>
-        <w:t xml:space="preserve">docs/</w:t>
-      </w:r>
-      <w:r>
-        <w:br/>
-      </w:r>
-      <w:r>
-        <w:rPr>
-          <w:rStyle w:val="VerbatimChar"/>
-        </w:rPr>
-        <w:t xml:space="preserve">├── org-analysis/01-organization.md</w:t>
-      </w:r>
-      <w:r>
-        <w:br/>
-      </w:r>
-      <w:r>
-        <w:rPr>
-          <w:rStyle w:val="VerbatimChar"/>
-        </w:rPr>
-        <w:t xml:space="preserve">├── org-analysis/02-interviews.md</w:t>
-      </w:r>
-      <w:r>
-        <w:br/>
-      </w:r>
-      <w:r>
-        <w:rPr>
-          <w:rStyle w:val="VerbatimChar"/>
-        </w:rPr>
-        <w:t xml:space="preserve">├── org-analysis/03-problems.md</w:t>
-      </w:r>
-      <w:r>
-        <w:br/>
-      </w:r>
-      <w:r>
-        <w:rPr>
-          <w:rStyle w:val="VerbatimChar"/>
-        </w:rPr>
-        <w:t xml:space="preserve">├── org-analysis/04-business-processes.md</w:t>
-      </w:r>
-      <w:r>
-        <w:br/>
-      </w:r>
-      <w:r>
-        <w:rPr>
-          <w:rStyle w:val="VerbatimChar"/>
-        </w:rPr>
-        <w:t xml:space="preserve">├── 00-requirements.md</w:t>
-      </w:r>
-      <w:r>
-        <w:br/>
-      </w:r>
-      <w:r>
-        <w:rPr>
-          <w:rStyle w:val="VerbatimChar"/>
-        </w:rPr>
-        <w:t xml:space="preserve">├── 00e-use-cases.md</w:t>
-      </w:r>
-      <w:r>
-        <w:br/>
-      </w:r>
-      <w:r>
-        <w:rPr>
-          <w:rStyle w:val="VerbatimChar"/>
-        </w:rPr>
-        <w:t xml:space="preserve">└── design/{class,state,sequence}-diagram.md</w:t>
+        <w:t xml:space="preserve">After class: pick up where you stopped, then 8–11 over the semester.</w:t>
+      </w:r>
+    </w:p>
+    <w:bookmarkEnd w:id="31"/>
+    <w:bookmarkStart w:id="32" w:name="questions"/>
+    <w:p>
+      <w:pPr>
+        <w:pStyle w:val="Heading1"/>
+      </w:pPr>
+      <w:r>
+        <w:t xml:space="preserve">Questions</w:t>
       </w:r>
     </w:p>
     <w:p>
@@ -1019,62 +2485,7 @@
         <w:pStyle w:val="FirstParagraph"/>
       </w:pPr>
       <w:r>
-        <w:rPr>
-          <w:b/>
-          <w:bCs/>
-        </w:rPr>
-        <w:t xml:space="preserve">Then review each file against the PDF.</w:t>
-      </w:r>
-      <w:r>
-        <w:t xml:space="preserve"> </w:t>
-      </w:r>
-      <w:r>
-        <w:t xml:space="preserve">Counts, tables, wording — Claude drifts here.</w:t>
-      </w:r>
-    </w:p>
-    <w:bookmarkEnd w:id="14"/>
-    <w:bookmarkStart w:id="15" w:name="phase-3-generate-your-claude.md-15-min"/>
-    <w:p>
-      <w:pPr>
-        <w:pStyle w:val="Heading1"/>
-      </w:pPr>
-      <w:r>
-        <w:t xml:space="preserve">Phase 3 — Generate Your CLAUDE.md (15 min)</w:t>
-      </w:r>
-    </w:p>
-    <w:p>
-      <w:pPr>
-        <w:pStyle w:val="FirstParagraph"/>
-      </w:pPr>
-      <w:r>
-        <w:t xml:space="preserve">The most important file in your project. Claude reads every doc + the shared</w:t>
-      </w:r>
-      <w:r>
-        <w:t xml:space="preserve"> </w:t>
-      </w:r>
-      <w:r>
-        <w:rPr>
-          <w:rStyle w:val="VerbatimChar"/>
-        </w:rPr>
-        <w:t xml:space="preserve">PATTERNS.md</w:t>
-      </w:r>
-      <w:r>
-        <w:t xml:space="preserve"> </w:t>
-      </w:r>
-      <w:r>
-        <w:t xml:space="preserve">and produces a self-contained</w:t>
-      </w:r>
-      <w:r>
-        <w:t xml:space="preserve"> </w:t>
-      </w:r>
-      <w:r>
-        <w:rPr>
-          <w:rStyle w:val="VerbatimChar"/>
-        </w:rPr>
-        <w:t xml:space="preserve">CLAUDE.md</w:t>
-      </w:r>
-      <w:r>
-        <w:t xml:space="preserve">.</w:t>
+        <w:t xml:space="preserve">Repo: github.com/dcodish/SAD-sample-project</w:t>
       </w:r>
     </w:p>
     <w:p>
@@ -1082,1481 +2493,46 @@
         <w:pStyle w:val="BodyText"/>
       </w:pPr>
       <w:r>
-        <w:t xml:space="preserve">What to verify:</w:t>
-      </w:r>
-    </w:p>
-    <w:p>
-      <w:pPr>
-        <w:pStyle w:val="Compact"/>
-        <w:numPr>
-          <w:ilvl w:val="0"/>
-          <w:numId w:val="1003"/>
-        </w:numPr>
-      </w:pPr>
-      <w:r>
-        <w:t xml:space="preserve">Implementation scope matches what you intend to code</w:t>
-      </w:r>
-    </w:p>
-    <w:p>
-      <w:pPr>
-        <w:pStyle w:val="Compact"/>
-        <w:numPr>
-          <w:ilvl w:val="0"/>
-          <w:numId w:val="1003"/>
-        </w:numPr>
-      </w:pPr>
-      <w:r>
-        <w:t xml:space="preserve">Entity load order is correct (FK targets come before dependents)</w:t>
-      </w:r>
-    </w:p>
-    <w:p>
-      <w:pPr>
-        <w:pStyle w:val="Compact"/>
-        <w:numPr>
-          <w:ilvl w:val="0"/>
-          <w:numId w:val="1003"/>
-        </w:numPr>
-      </w:pPr>
-      <w:r>
-        <w:t xml:space="preserve">Group decisions are real (not invented from the sample)</w:t>
-      </w:r>
-    </w:p>
-    <w:p>
-      <w:pPr>
-        <w:pStyle w:val="Compact"/>
-        <w:numPr>
-          <w:ilvl w:val="0"/>
-          <w:numId w:val="1003"/>
-        </w:numPr>
-      </w:pPr>
-      <w:r>
-        <w:t xml:space="preserve">Counts and lists are accurate</w:t>
-      </w:r>
-    </w:p>
-    <w:p>
-      <w:pPr>
-        <w:pStyle w:val="FirstParagraph"/>
-      </w:pPr>
-      <w:r>
-        <w:t xml:space="preserve">Don’t fuss about attribute names — the compiler catches those later.</w:t>
-      </w:r>
-    </w:p>
-    <w:bookmarkEnd w:id="15"/>
-    <w:bookmarkStart w:id="16" w:name="X5c0c44cf79f79fa2864c6f7bf6d9596f8f99d08"/>
-    <w:p>
-      <w:pPr>
-        <w:pStyle w:val="Heading1"/>
-      </w:pPr>
-      <w:r>
-        <w:t xml:space="preserve">Phase 4 — Database Schema + Stored Procedures (25 min)</w:t>
-      </w:r>
-    </w:p>
-    <w:p>
-      <w:pPr>
-        <w:pStyle w:val="Compact"/>
-        <w:numPr>
-          <w:ilvl w:val="0"/>
-          <w:numId w:val="1004"/>
-        </w:numPr>
-      </w:pPr>
-      <w:r>
-        <w:rPr>
-          <w:b/>
-          <w:bCs/>
-        </w:rPr>
-        <w:t xml:space="preserve">4.0</w:t>
-      </w:r>
-      <w:r>
-        <w:t xml:space="preserve"> </w:t>
-      </w:r>
-      <w:r>
-        <w:t xml:space="preserve">— Claude creates the project DB via MCP</w:t>
-      </w:r>
-    </w:p>
-    <w:p>
-      <w:pPr>
-        <w:pStyle w:val="Compact"/>
-        <w:numPr>
-          <w:ilvl w:val="0"/>
-          <w:numId w:val="1004"/>
-        </w:numPr>
-      </w:pPr>
-      <w:r>
-        <w:rPr>
-          <w:b/>
-          <w:bCs/>
-        </w:rPr>
-        <w:t xml:space="preserve">4.1</w:t>
-      </w:r>
-      <w:r>
-        <w:t xml:space="preserve"> </w:t>
-      </w:r>
-      <w:r>
-        <w:t xml:space="preserve">— Generate</w:t>
-      </w:r>
-      <w:r>
-        <w:t xml:space="preserve"> </w:t>
-      </w:r>
-      <w:r>
-        <w:rPr>
-          <w:rStyle w:val="VerbatimChar"/>
-        </w:rPr>
-        <w:t xml:space="preserve">scripts/create_database.sql</w:t>
-      </w:r>
-    </w:p>
-    <w:p>
-      <w:pPr>
-        <w:pStyle w:val="Compact"/>
-        <w:numPr>
-          <w:ilvl w:val="0"/>
-          <w:numId w:val="1004"/>
-        </w:numPr>
-      </w:pPr>
-      <w:r>
-        <w:rPr>
-          <w:b/>
-          <w:bCs/>
-        </w:rPr>
-        <w:t xml:space="preserve">4.2</w:t>
-      </w:r>
-      <w:r>
-        <w:t xml:space="preserve"> </w:t>
-      </w:r>
-      <w:r>
-        <w:t xml:space="preserve">— Review the schema (manual)</w:t>
-      </w:r>
-    </w:p>
-    <w:p>
-      <w:pPr>
-        <w:pStyle w:val="Compact"/>
-        <w:numPr>
-          <w:ilvl w:val="0"/>
-          <w:numId w:val="1004"/>
-        </w:numPr>
-      </w:pPr>
-      <w:r>
-        <w:rPr>
-          <w:b/>
-          <w:bCs/>
-        </w:rPr>
-        <w:t xml:space="preserve">4.3</w:t>
-      </w:r>
-      <w:r>
-        <w:t xml:space="preserve"> </w:t>
-      </w:r>
-      <w:r>
-        <w:t xml:space="preserve">— Claude runs the schema via MCP</w:t>
-      </w:r>
-    </w:p>
-    <w:p>
-      <w:pPr>
-        <w:pStyle w:val="Compact"/>
-        <w:numPr>
-          <w:ilvl w:val="0"/>
-          <w:numId w:val="1004"/>
-        </w:numPr>
-      </w:pPr>
-      <w:r>
-        <w:rPr>
-          <w:b/>
-          <w:bCs/>
-        </w:rPr>
-        <w:t xml:space="preserve">4.4</w:t>
-      </w:r>
-      <w:r>
-        <w:t xml:space="preserve"> </w:t>
-      </w:r>
-      <w:r>
-        <w:t xml:space="preserve">— Generate</w:t>
-      </w:r>
-      <w:r>
-        <w:t xml:space="preserve"> </w:t>
-      </w:r>
-      <w:r>
-        <w:rPr>
-          <w:rStyle w:val="VerbatimChar"/>
-        </w:rPr>
-        <w:t xml:space="preserve">scripts/stored_procedures.sql</w:t>
-      </w:r>
-      <w:r>
-        <w:t xml:space="preserve"> </w:t>
-      </w:r>
-      <w:r>
-        <w:t xml:space="preserve">(CRUD only)</w:t>
-      </w:r>
-    </w:p>
-    <w:p>
-      <w:pPr>
-        <w:pStyle w:val="Compact"/>
-        <w:numPr>
-          <w:ilvl w:val="0"/>
-          <w:numId w:val="1004"/>
-        </w:numPr>
-      </w:pPr>
-      <w:r>
-        <w:rPr>
-          <w:b/>
-          <w:bCs/>
-        </w:rPr>
-        <w:t xml:space="preserve">4.5</w:t>
-      </w:r>
-      <w:r>
-        <w:t xml:space="preserve"> </w:t>
-      </w:r>
-      <w:r>
-        <w:t xml:space="preserve">— Spot-check one entity’s full CRUD cycle</w:t>
-      </w:r>
-    </w:p>
-    <w:p>
-      <w:pPr>
-        <w:pStyle w:val="FirstParagraph"/>
-      </w:pPr>
-      <w:r>
-        <w:t xml:space="preserve">PK strategy:</w:t>
-      </w:r>
-      <w:r>
-        <w:t xml:space="preserve"> </w:t>
-      </w:r>
-      <w:r>
-        <w:rPr>
-          <w:b/>
-          <w:bCs/>
-        </w:rPr>
-        <w:t xml:space="preserve">app-side IDs (no</w:t>
-      </w:r>
-      <w:r>
-        <w:rPr>
-          <w:b/>
-          <w:bCs/>
-        </w:rPr>
-        <w:t xml:space="preserve"> </w:t>
-      </w:r>
-      <w:r>
-        <w:rPr>
-          <w:rStyle w:val="VerbatimChar"/>
-          <w:b/>
-          <w:bCs/>
-        </w:rPr>
-        <w:t xml:space="preserve">IDENTITY</w:t>
-      </w:r>
-      <w:r>
-        <w:rPr>
-          <w:b/>
-          <w:bCs/>
-        </w:rPr>
-        <w:t xml:space="preserve">)</w:t>
-      </w:r>
-      <w:r>
-        <w:t xml:space="preserve">. Stored procedures take the PK as a parameter.</w:t>
-      </w:r>
-    </w:p>
-    <w:bookmarkEnd w:id="16"/>
-    <w:bookmarkStart w:id="17" w:name="phase-4.5-seed-test-data-10-min"/>
-    <w:p>
-      <w:pPr>
-        <w:pStyle w:val="Heading1"/>
-      </w:pPr>
-      <w:r>
-        <w:t xml:space="preserve">Phase 4.5 — Seed Test Data (10 min)</w:t>
-      </w:r>
-    </w:p>
-    <w:p>
-      <w:pPr>
-        <w:pStyle w:val="FirstParagraph"/>
-      </w:pPr>
-      <w:r>
-        <w:t xml:space="preserve">Generate</w:t>
-      </w:r>
-      <w:r>
-        <w:t xml:space="preserve"> </w:t>
-      </w:r>
-      <w:r>
-        <w:rPr>
-          <w:rStyle w:val="VerbatimChar"/>
-        </w:rPr>
-        <w:t xml:space="preserve">scripts/seed_data.sql</w:t>
-      </w:r>
-      <w:r>
-        <w:t xml:space="preserve"> </w:t>
-      </w:r>
-      <w:r>
-        <w:t xml:space="preserve">covering every role, status, and enum value. Run it via MCP.</w:t>
-      </w:r>
-    </w:p>
-    <w:p>
-      <w:pPr>
-        <w:pStyle w:val="BodyText"/>
-      </w:pPr>
-      <w:r>
-        <w:t xml:space="preserve">Why now (before code): so when Phase 5’s</w:t>
-      </w:r>
-      <w:r>
-        <w:t xml:space="preserve"> </w:t>
-      </w:r>
-      <w:r>
-        <w:rPr>
-          <w:rStyle w:val="VerbatimChar"/>
-        </w:rPr>
-        <w:t xml:space="preserve">LoginPanel</w:t>
-      </w:r>
-      <w:r>
-        <w:t xml:space="preserve"> </w:t>
-      </w:r>
-      <w:r>
-        <w:t xml:space="preserve">runs, there are actual users to log in as.</w:t>
-      </w:r>
-    </w:p>
-    <w:bookmarkEnd w:id="17"/>
-    <w:bookmarkStart w:id="18" w:name="Xc2432ee65d5bdd8525144f563fc823ccf3924a0"/>
-    <w:p>
-      <w:pPr>
-        <w:pStyle w:val="Heading1"/>
-      </w:pPr>
-      <w:r>
-        <w:t xml:space="preserve">Phase 5 — C# Project Scaffold + Entry Flow (45 min)</w:t>
-      </w:r>
-    </w:p>
-    <w:p>
-      <w:pPr>
-        <w:pStyle w:val="Compact"/>
-        <w:numPr>
-          <w:ilvl w:val="0"/>
-          <w:numId w:val="1005"/>
-        </w:numPr>
-      </w:pPr>
-      <w:r>
-        <w:rPr>
-          <w:b/>
-          <w:bCs/>
-        </w:rPr>
-        <w:t xml:space="preserve">5.1</w:t>
-      </w:r>
-      <w:r>
-        <w:t xml:space="preserve"> </w:t>
-      </w:r>
-      <w:r>
-        <w:t xml:space="preserve">— Scaffold (</w:t>
-      </w:r>
-      <w:r>
-        <w:rPr>
-          <w:rStyle w:val="VerbatimChar"/>
-        </w:rPr>
-        <w:t xml:space="preserve">SharonaPilates.sln</w:t>
-      </w:r>
-      <w:r>
-        <w:t xml:space="preserve"> </w:t>
-      </w:r>
-      <w:r>
-        <w:t xml:space="preserve">+</w:t>
-      </w:r>
-      <w:r>
-        <w:t xml:space="preserve"> </w:t>
-      </w:r>
-      <w:r>
-        <w:rPr>
-          <w:rStyle w:val="VerbatimChar"/>
-        </w:rPr>
-        <w:t xml:space="preserve">.csproj</w:t>
-      </w:r>
-      <w:r>
-        <w:t xml:space="preserve"> </w:t>
-      </w:r>
-      <w:r>
-        <w:t xml:space="preserve">matching the sample)</w:t>
-      </w:r>
-    </w:p>
-    <w:p>
-      <w:pPr>
-        <w:pStyle w:val="Compact"/>
-        <w:numPr>
-          <w:ilvl w:val="0"/>
-          <w:numId w:val="1005"/>
-        </w:numPr>
-      </w:pPr>
-      <w:r>
-        <w:rPr>
-          <w:b/>
-          <w:bCs/>
-        </w:rPr>
-        <w:t xml:space="preserve">5.2</w:t>
-      </w:r>
-      <w:r>
-        <w:t xml:space="preserve"> </w:t>
-      </w:r>
-      <w:r>
-        <w:t xml:space="preserve">—</w:t>
-      </w:r>
-      <w:r>
-        <w:t xml:space="preserve"> </w:t>
-      </w:r>
-      <w:r>
-        <w:rPr>
-          <w:rStyle w:val="VerbatimChar"/>
-        </w:rPr>
-        <w:t xml:space="preserve">SQL_CON.cs</w:t>
-      </w:r>
-      <w:r>
-        <w:t xml:space="preserve"> </w:t>
-      </w:r>
-      <w:r>
-        <w:t xml:space="preserve">reads connection from</w:t>
-      </w:r>
-      <w:r>
-        <w:t xml:space="preserve"> </w:t>
-      </w:r>
-      <w:r>
-        <w:rPr>
-          <w:rStyle w:val="VerbatimChar"/>
-        </w:rPr>
-        <w:t xml:space="preserve">app.config</w:t>
-      </w:r>
-    </w:p>
-    <w:p>
-      <w:pPr>
-        <w:pStyle w:val="Compact"/>
-        <w:numPr>
-          <w:ilvl w:val="0"/>
-          <w:numId w:val="1005"/>
-        </w:numPr>
-      </w:pPr>
-      <w:r>
-        <w:rPr>
-          <w:b/>
-          <w:bCs/>
-        </w:rPr>
-        <w:t xml:space="preserve">5.3</w:t>
-      </w:r>
-      <w:r>
-        <w:t xml:space="preserve"> </w:t>
-      </w:r>
-      <w:r>
-        <w:t xml:space="preserve">— Generate all entity classes +</w:t>
-      </w:r>
-      <w:r>
-        <w:t xml:space="preserve"> </w:t>
-      </w:r>
-      <w:r>
-        <w:rPr>
-          <w:rStyle w:val="VerbatimChar"/>
-        </w:rPr>
-        <w:t xml:space="preserve">Program.cs</w:t>
-      </w:r>
-      <w:r>
-        <w:t xml:space="preserve"> </w:t>
-      </w:r>
-      <w:r>
-        <w:t xml:space="preserve">with load order</w:t>
-      </w:r>
-    </w:p>
-    <w:p>
-      <w:pPr>
-        <w:pStyle w:val="Compact"/>
-        <w:numPr>
-          <w:ilvl w:val="0"/>
-          <w:numId w:val="1005"/>
-        </w:numPr>
-      </w:pPr>
-      <w:r>
-        <w:rPr>
-          <w:b/>
-          <w:bCs/>
-        </w:rPr>
-        <w:t xml:space="preserve">5.4</w:t>
-      </w:r>
-      <w:r>
-        <w:t xml:space="preserve"> </w:t>
-      </w:r>
-      <w:r>
-        <w:t xml:space="preserve">— Review entity hydration of object references</w:t>
-      </w:r>
-    </w:p>
-    <w:p>
-      <w:pPr>
-        <w:pStyle w:val="Compact"/>
-        <w:numPr>
-          <w:ilvl w:val="0"/>
-          <w:numId w:val="1005"/>
-        </w:numPr>
-      </w:pPr>
-      <w:r>
-        <w:rPr>
-          <w:b/>
-          <w:bCs/>
-        </w:rPr>
-        <w:t xml:space="preserve">5.5</w:t>
-      </w:r>
-      <w:r>
-        <w:t xml:space="preserve"> </w:t>
-      </w:r>
-      <w:r>
-        <w:t xml:space="preserve">—</w:t>
-      </w:r>
-      <w:r>
-        <w:t xml:space="preserve"> </w:t>
-      </w:r>
-      <w:r>
-        <w:rPr>
-          <w:b/>
-          <w:bCs/>
-        </w:rPr>
-        <w:t xml:space="preserve">Entry flow:</w:t>
-      </w:r>
-      <w:r>
-        <w:t xml:space="preserve"> </w:t>
-      </w:r>
-      <w:r>
-        <w:t xml:space="preserve">Claude inspects actors → designs login + per-role homes</w:t>
-      </w:r>
-    </w:p>
-    <w:p>
-      <w:pPr>
-        <w:pStyle w:val="Compact"/>
-        <w:numPr>
-          <w:ilvl w:val="0"/>
-          <w:numId w:val="1005"/>
-        </w:numPr>
-      </w:pPr>
-      <w:r>
-        <w:rPr>
-          <w:b/>
-          <w:bCs/>
-        </w:rPr>
-        <w:t xml:space="preserve">5.6</w:t>
-      </w:r>
-      <w:r>
-        <w:t xml:space="preserve"> </w:t>
-      </w:r>
-      <w:r>
-        <w:t xml:space="preserve">— Generate the first CRUD panel under the right role home</w:t>
-      </w:r>
-    </w:p>
-    <w:p>
-      <w:pPr>
-        <w:pStyle w:val="Compact"/>
-        <w:numPr>
-          <w:ilvl w:val="0"/>
-          <w:numId w:val="1005"/>
-        </w:numPr>
-      </w:pPr>
-      <w:r>
-        <w:rPr>
-          <w:b/>
-          <w:bCs/>
-        </w:rPr>
-        <w:t xml:space="preserve">5.7</w:t>
-      </w:r>
-      <w:r>
-        <w:t xml:space="preserve"> </w:t>
-      </w:r>
-      <w:r>
-        <w:t xml:space="preserve">—</w:t>
-      </w:r>
-      <w:r>
-        <w:t xml:space="preserve"> </w:t>
-      </w:r>
-      <w:r>
-        <w:rPr>
-          <w:b/>
-          <w:bCs/>
-        </w:rPr>
-        <w:t xml:space="preserve">F5.</w:t>
-      </w:r>
-      <w:r>
-        <w:t xml:space="preserve"> </w:t>
-      </w:r>
-      <w:r>
-        <w:t xml:space="preserve">Login, navigate, CRUD, verify in DB.</w:t>
-      </w:r>
-    </w:p>
-    <w:bookmarkEnd w:id="18"/>
-    <w:bookmarkStart w:id="19" w:name="phase-5.5-the-entry-flow-decision"/>
-    <w:p>
-      <w:pPr>
-        <w:pStyle w:val="Heading1"/>
-      </w:pPr>
-      <w:r>
-        <w:t xml:space="preserve">Phase 5.5 — The Entry Flow Decision</w:t>
-      </w:r>
-    </w:p>
-    <w:p>
-      <w:pPr>
-        <w:pStyle w:val="FirstParagraph"/>
-      </w:pPr>
-      <w:r>
-        <w:t xml:space="preserve">Login is</w:t>
-      </w:r>
-      <w:r>
-        <w:t xml:space="preserve"> </w:t>
-      </w:r>
-      <w:r>
-        <w:rPr>
-          <w:b/>
-          <w:bCs/>
-        </w:rPr>
-        <w:t xml:space="preserve">not</w:t>
-      </w:r>
-      <w:r>
-        <w:t xml:space="preserve"> </w:t>
-      </w:r>
-      <w:r>
-        <w:t xml:space="preserve">a UC, but it</w:t>
-      </w:r>
-      <w:r>
-        <w:t xml:space="preserve"> </w:t>
-      </w:r>
-      <w:r>
-        <w:rPr>
-          <w:b/>
-          <w:bCs/>
-        </w:rPr>
-        <w:t xml:space="preserve">is</w:t>
-      </w:r>
-      <w:r>
-        <w:t xml:space="preserve"> </w:t>
-      </w:r>
-      <w:r>
-        <w:t xml:space="preserve">the first screen.</w:t>
-      </w:r>
-    </w:p>
-    <w:p>
-      <w:pPr>
-        <w:pStyle w:val="BodyText"/>
-      </w:pPr>
-      <w:r>
-        <w:t xml:space="preserve">Claude reads the class diagram to find credential-holding entities (e.g.,</w:t>
-      </w:r>
-      <w:r>
-        <w:t xml:space="preserve"> </w:t>
-      </w:r>
-      <w:r>
-        <w:rPr>
-          <w:rStyle w:val="VerbatimChar"/>
-        </w:rPr>
-        <w:t xml:space="preserve">UserProfile</w:t>
-      </w:r>
-      <w:r>
-        <w:t xml:space="preserve">,</w:t>
-      </w:r>
-      <w:r>
-        <w:t xml:space="preserve"> </w:t>
-      </w:r>
-      <w:r>
-        <w:rPr>
-          <w:rStyle w:val="VerbatimChar"/>
-        </w:rPr>
-        <w:t xml:space="preserve">Employee</w:t>
-      </w:r>
-      <w:r>
-        <w:t xml:space="preserve">). Each becomes a login source. Each routes to its own home panel.</w:t>
-      </w:r>
-    </w:p>
-    <w:p>
-      <w:pPr>
-        <w:pStyle w:val="BodyText"/>
-      </w:pPr>
-      <w:r>
-        <w:t xml:space="preserve">Claude proposes the design and waits for your confirmation before writing files.</w:t>
-      </w:r>
-    </w:p>
-    <w:p>
-      <w:pPr>
-        <w:pStyle w:val="BodyText"/>
-      </w:pPr>
-      <w:r>
-        <w:t xml:space="preserve">This is where your design diagrams pay off visually — students see actors become routes.</w:t>
-      </w:r>
-    </w:p>
-    <w:bookmarkEnd w:id="19"/>
-    <w:bookmarkStart w:id="20" w:name="phase-6-remaining-crud-panels-20-min"/>
-    <w:p>
-      <w:pPr>
-        <w:pStyle w:val="Heading1"/>
-      </w:pPr>
-      <w:r>
-        <w:t xml:space="preserve">Phase 6 — Remaining CRUD Panels (20 min)</w:t>
-      </w:r>
-    </w:p>
-    <w:p>
-      <w:pPr>
-        <w:pStyle w:val="FirstParagraph"/>
-      </w:pPr>
-      <w:r>
-        <w:t xml:space="preserve">Two paths, pick one:</w:t>
-      </w:r>
-    </w:p>
-    <w:p>
-      <w:pPr>
-        <w:pStyle w:val="BodyText"/>
-      </w:pPr>
-      <w:r>
-        <w:rPr>
-          <w:b/>
-          <w:bCs/>
-        </w:rPr>
-        <w:t xml:space="preserve">Option A — One at a time.</w:t>
-      </w:r>
-      <w:r>
-        <w:t xml:space="preserve"> </w:t>
-      </w:r>
-      <w:r>
-        <w:t xml:space="preserve">Cautious. Generate, review, wire, build. Repeat.</w:t>
-      </w:r>
-    </w:p>
-    <w:p>
-      <w:pPr>
-        <w:pStyle w:val="BodyText"/>
-      </w:pPr>
-      <w:r>
-        <w:rPr>
-          <w:b/>
-          <w:bCs/>
-        </w:rPr>
-        <w:t xml:space="preserve">Option B — All at once.</w:t>
-      </w:r>
-      <w:r>
-        <w:t xml:space="preserve"> </w:t>
-      </w:r>
-      <w:r>
-        <w:t xml:space="preserve">Dramatic. One prompt → 8–10 panels in a single batch. Token-cheaper, more impressive demo, but errors propagate.</w:t>
-      </w:r>
-    </w:p>
-    <w:p>
-      <w:pPr>
-        <w:pStyle w:val="BodyText"/>
-      </w:pPr>
-      <w:r>
-        <w:t xml:space="preserve">Either way, walk through every panel after generation: build clean, F5 sweep, spot-check one create/update/delete per role.</w:t>
-      </w:r>
-    </w:p>
-    <w:bookmarkEnd w:id="20"/>
-    <w:bookmarkStart w:id="21" w:name="phase-7-state-machines-in-class-if-time"/>
-    <w:p>
-      <w:pPr>
-        <w:pStyle w:val="Heading1"/>
-      </w:pPr>
-      <w:r>
-        <w:t xml:space="preserve">Phase 7 — State Machines (in class if time)</w:t>
-      </w:r>
-    </w:p>
-    <w:p>
-      <w:pPr>
-        <w:pStyle w:val="FirstParagraph"/>
-      </w:pPr>
-      <w:r>
-        <w:t xml:space="preserve">CRUD treats entities as bags of fields. State machines introduce:</w:t>
-      </w:r>
-    </w:p>
-    <w:p>
-      <w:pPr>
-        <w:pStyle w:val="Compact"/>
-        <w:numPr>
-          <w:ilvl w:val="0"/>
-          <w:numId w:val="1006"/>
-        </w:numPr>
-      </w:pPr>
-      <w:r>
-        <w:rPr>
-          <w:b/>
-          <w:bCs/>
-        </w:rPr>
-        <w:t xml:space="preserve">Guards</w:t>
-      </w:r>
-      <w:r>
-        <w:t xml:space="preserve"> </w:t>
-      </w:r>
-      <w:r>
-        <w:t xml:space="preserve">— not every transition is always legal</w:t>
-      </w:r>
-    </w:p>
-    <w:p>
-      <w:pPr>
-        <w:pStyle w:val="Compact"/>
-        <w:numPr>
-          <w:ilvl w:val="0"/>
-          <w:numId w:val="1006"/>
-        </w:numPr>
-      </w:pPr>
-      <w:r>
-        <w:rPr>
-          <w:b/>
-          <w:bCs/>
-        </w:rPr>
-        <w:t xml:space="preserve">Side effects</w:t>
-      </w:r>
-      <w:r>
-        <w:t xml:space="preserve"> </w:t>
-      </w:r>
-      <w:r>
-        <w:t xml:space="preserve">— cancelling a registration frees a slot, refunds a credit, may promote a waitlist</w:t>
-      </w:r>
-    </w:p>
-    <w:p>
-      <w:pPr>
-        <w:pStyle w:val="Compact"/>
-        <w:numPr>
-          <w:ilvl w:val="0"/>
-          <w:numId w:val="1006"/>
-        </w:numPr>
-      </w:pPr>
-      <w:r>
-        <w:rPr>
-          <w:b/>
-          <w:bCs/>
-        </w:rPr>
-        <w:t xml:space="preserve">Atomicity</w:t>
-      </w:r>
-      <w:r>
-        <w:t xml:space="preserve"> </w:t>
-      </w:r>
-      <w:r>
-        <w:t xml:space="preserve">—</w:t>
-      </w:r>
-      <w:r>
-        <w:t xml:space="preserve"> </w:t>
-      </w:r>
-      <w:r>
-        <w:rPr>
-          <w:rStyle w:val="VerbatimChar"/>
-        </w:rPr>
-        <w:t xml:space="preserve">BEGIN TRAN ... COMMIT</w:t>
-      </w:r>
-      <w:r>
-        <w:t xml:space="preserve"> </w:t>
-      </w:r>
-      <w:r>
-        <w:t xml:space="preserve">so partial failures roll back</w:t>
-      </w:r>
-    </w:p>
-    <w:p>
-      <w:pPr>
-        <w:pStyle w:val="FirstParagraph"/>
-      </w:pPr>
-      <w:r>
-        <w:t xml:space="preserve">Where your state diagrams from design class become running code.</w:t>
-      </w:r>
-    </w:p>
-    <w:p>
-      <w:pPr>
-        <w:pStyle w:val="BodyText"/>
-      </w:pPr>
-      <w:r>
-        <w:t xml:space="preserve">Each user-triggered transition gets a</w:t>
-      </w:r>
-      <w:r>
-        <w:t xml:space="preserve"> </w:t>
-      </w:r>
-      <w:r>
-        <w:rPr>
-          <w:b/>
-          <w:bCs/>
-        </w:rPr>
-        <w:t xml:space="preserve">verb button</w:t>
-      </w:r>
-      <w:r>
-        <w:t xml:space="preserve"> </w:t>
-      </w:r>
-      <w:r>
-        <w:t xml:space="preserve">(</w:t>
-      </w:r>
-      <w:r>
-        <w:t xml:space="preserve">“ביטול הרשמה”</w:t>
-      </w:r>
-      <w:r>
-        <w:t xml:space="preserve">), not a generic Update.</w:t>
-      </w:r>
-    </w:p>
-    <w:bookmarkEnd w:id="21"/>
-    <w:bookmarkStart w:id="22" w:name="phases-811-homework"/>
-    <w:p>
-      <w:pPr>
-        <w:pStyle w:val="Heading1"/>
-      </w:pPr>
-      <w:r>
-        <w:t xml:space="preserve">Phases 8–11 — Homework</w:t>
-      </w:r>
-    </w:p>
-    <w:p>
-      <w:pPr>
-        <w:pStyle w:val="FirstParagraph"/>
-      </w:pPr>
-      <w:r>
-        <w:t xml:space="preserve">Documented in</w:t>
-      </w:r>
-      <w:r>
-        <w:t xml:space="preserve"> </w:t>
-      </w:r>
-      <w:r>
-        <w:rPr>
-          <w:rStyle w:val="VerbatimChar"/>
-        </w:rPr>
-        <w:t xml:space="preserve">LESSON_STEPS.md</w:t>
-      </w:r>
-      <w:r>
-        <w:t xml:space="preserve"> </w:t>
-      </w:r>
-      <w:r>
-        <w:t xml:space="preserve">with full prompts. Not covered in class:</w:t>
-      </w:r>
-    </w:p>
-    <w:p>
-      <w:pPr>
-        <w:pStyle w:val="Compact"/>
-        <w:numPr>
-          <w:ilvl w:val="0"/>
-          <w:numId w:val="1007"/>
-        </w:numPr>
-      </w:pPr>
-      <w:r>
-        <w:rPr>
-          <w:b/>
-          <w:bCs/>
-        </w:rPr>
-        <w:t xml:space="preserve">Phase 8</w:t>
-      </w:r>
-      <w:r>
-        <w:t xml:space="preserve"> </w:t>
-      </w:r>
-      <w:r>
-        <w:t xml:space="preserve">— Reports: read-only, parameterized, aggregated. Different shape from CRUD.</w:t>
-      </w:r>
-    </w:p>
-    <w:p>
-      <w:pPr>
-        <w:pStyle w:val="Compact"/>
-        <w:numPr>
-          <w:ilvl w:val="0"/>
-          <w:numId w:val="1007"/>
-        </w:numPr>
-      </w:pPr>
-      <w:r>
-        <w:rPr>
-          <w:b/>
-          <w:bCs/>
-        </w:rPr>
-        <w:t xml:space="preserve">Phase 9</w:t>
-      </w:r>
-      <w:r>
-        <w:t xml:space="preserve"> </w:t>
-      </w:r>
-      <w:r>
-        <w:t xml:space="preserve">— Complex UC flows: multi-entity orchestrated transactions.</w:t>
-      </w:r>
-    </w:p>
-    <w:p>
-      <w:pPr>
-        <w:pStyle w:val="Compact"/>
-        <w:numPr>
-          <w:ilvl w:val="0"/>
-          <w:numId w:val="1007"/>
-        </w:numPr>
-      </w:pPr>
-      <w:r>
-        <w:rPr>
-          <w:b/>
-          <w:bCs/>
-        </w:rPr>
-        <w:t xml:space="preserve">Phase 10</w:t>
-      </w:r>
-      <w:r>
-        <w:t xml:space="preserve"> </w:t>
-      </w:r>
-      <w:r>
-        <w:t xml:space="preserve">— UI polish: feed Claude screenshots + references, get richer designs.</w:t>
-      </w:r>
-    </w:p>
-    <w:p>
-      <w:pPr>
-        <w:pStyle w:val="Compact"/>
-        <w:numPr>
-          <w:ilvl w:val="0"/>
-          <w:numId w:val="1007"/>
-        </w:numPr>
-      </w:pPr>
-      <w:r>
-        <w:rPr>
-          <w:b/>
-          <w:bCs/>
-        </w:rPr>
-        <w:t xml:space="preserve">Phase 11</w:t>
-      </w:r>
-      <w:r>
-        <w:t xml:space="preserve"> </w:t>
-      </w:r>
-      <w:r>
-        <w:t xml:space="preserve">— Switching to a shared DB (BGU central or free Azure SQL).</w:t>
-      </w:r>
-    </w:p>
-    <w:p>
-      <w:pPr>
-        <w:pStyle w:val="FirstParagraph"/>
-      </w:pPr>
-      <w:r>
-        <w:t xml:space="preserve">You have the patterns; you have the tools. Phase 8–11 are just</w:t>
-      </w:r>
-      <w:r>
-        <w:t xml:space="preserve"> </w:t>
-      </w:r>
-      <w:r>
-        <w:t xml:space="preserve">“ask Claude to do X following the same shape.”</w:t>
-      </w:r>
-    </w:p>
-    <w:bookmarkEnd w:id="22"/>
-    <w:bookmarkStart w:id="23" w:name="the-review-discipline"/>
-    <w:p>
-      <w:pPr>
-        <w:pStyle w:val="Heading1"/>
-      </w:pPr>
-      <w:r>
-        <w:t xml:space="preserve">The Review Discipline</w:t>
-      </w:r>
-    </w:p>
-    <w:p>
-      <w:pPr>
-        <w:pStyle w:val="FirstParagraph"/>
-      </w:pPr>
-      <w:r>
-        <w:t xml:space="preserve">Catch errors that</w:t>
-      </w:r>
-      <w:r>
-        <w:t xml:space="preserve"> </w:t>
-      </w:r>
-      <w:r>
-        <w:rPr>
-          <w:b/>
-          <w:bCs/>
-        </w:rPr>
-        <w:t xml:space="preserve">won’t</w:t>
-      </w:r>
-      <w:r>
-        <w:t xml:space="preserve"> </w:t>
-      </w:r>
-      <w:r>
-        <w:t xml:space="preserve">surface later. Skip ones the compiler will catch.</w:t>
-      </w:r>
-    </w:p>
-    <w:p>
-      <w:pPr>
-        <w:pStyle w:val="BodyText"/>
-      </w:pPr>
-      <w:r>
-        <w:rPr>
-          <w:b/>
-          <w:bCs/>
-        </w:rPr>
-        <w:t xml:space="preserve">Catch now:</w:t>
-      </w:r>
-      <w:r>
-        <w:t xml:space="preserve"> </w:t>
-      </w:r>
-      <w:r>
-        <w:t xml:space="preserve">- Implementation scope</w:t>
-      </w:r>
-      <w:r>
-        <w:t xml:space="preserve"> </w:t>
-      </w:r>
-      <w:r>
-        <w:t xml:space="preserve">- Load order / FK ordering</w:t>
-      </w:r>
-      <w:r>
-        <w:t xml:space="preserve"> </w:t>
-      </w:r>
-      <w:r>
-        <w:t xml:space="preserve">- Group decisions</w:t>
-      </w:r>
-      <w:r>
-        <w:t xml:space="preserve"> </w:t>
-      </w:r>
-      <w:r>
-        <w:t xml:space="preserve">- Counts and lists</w:t>
-      </w:r>
-      <w:r>
-        <w:t xml:space="preserve"> </w:t>
-      </w:r>
-      <w:r>
-        <w:t xml:space="preserve">- Silent conflicts between documents</w:t>
-      </w:r>
-    </w:p>
-    <w:p>
-      <w:pPr>
-        <w:pStyle w:val="BodyText"/>
-      </w:pPr>
-      <w:r>
-        <w:rPr>
-          <w:b/>
-          <w:bCs/>
-        </w:rPr>
-        <w:t xml:space="preserve">Don’t bother:</w:t>
-      </w:r>
-      <w:r>
-        <w:t xml:space="preserve"> </w:t>
-      </w:r>
-      <w:r>
-        <w:t xml:space="preserve">- Attribute names (compile error first time they’re used)</w:t>
-      </w:r>
-      <w:r>
-        <w:t xml:space="preserve"> </w:t>
-      </w:r>
-      <w:r>
-        <w:t xml:space="preserve">- Enum values (same)</w:t>
-      </w:r>
-      <w:r>
-        <w:t xml:space="preserve"> </w:t>
-      </w:r>
-      <w:r>
-        <w:t xml:space="preserve">- Method signatures (same)</w:t>
-      </w:r>
-      <w:r>
-        <w:t xml:space="preserve"> </w:t>
-      </w:r>
-      <w:r>
-        <w:t xml:space="preserve">- Minor wording</w:t>
-      </w:r>
-    </w:p>
-    <w:bookmarkEnd w:id="23"/>
-    <w:bookmarkStart w:id="24" w:name="working-with-claude-principles"/>
-    <w:p>
-      <w:pPr>
-        <w:pStyle w:val="Heading1"/>
-      </w:pPr>
-      <w:r>
-        <w:t xml:space="preserve">Working With Claude — Principles</w:t>
-      </w:r>
-    </w:p>
-    <w:p>
-      <w:pPr>
-        <w:pStyle w:val="Compact"/>
-        <w:numPr>
-          <w:ilvl w:val="0"/>
-          <w:numId w:val="1008"/>
-        </w:numPr>
-      </w:pPr>
-      <w:r>
-        <w:rPr>
-          <w:b/>
-          <w:bCs/>
-        </w:rPr>
-        <w:t xml:space="preserve">Always ask Claude before doing it yourself.</w:t>
-      </w:r>
-      <w:r>
-        <w:t xml:space="preserve"> </w:t>
-      </w:r>
-      <w:r>
-        <w:t xml:space="preserve">File edits, SQL runs, builds — let Claude do the work, you review.</w:t>
-      </w:r>
-    </w:p>
-    <w:p>
-      <w:pPr>
-        <w:pStyle w:val="Compact"/>
-        <w:numPr>
-          <w:ilvl w:val="0"/>
-          <w:numId w:val="1008"/>
-        </w:numPr>
-      </w:pPr>
-      <w:r>
-        <w:rPr>
-          <w:b/>
-          <w:bCs/>
-        </w:rPr>
-        <w:t xml:space="preserve">Push back specifically.</w:t>
-      </w:r>
-      <w:r>
-        <w:t xml:space="preserve"> </w:t>
-      </w:r>
-      <w:r>
-        <w:t xml:space="preserve">“The problems table has 5 rows, the PDF has 10. Re-read pages 3–4 and reconcile.”</w:t>
-      </w:r>
-    </w:p>
-    <w:p>
-      <w:pPr>
-        <w:pStyle w:val="Compact"/>
-        <w:numPr>
-          <w:ilvl w:val="0"/>
-          <w:numId w:val="1008"/>
-        </w:numPr>
-      </w:pPr>
-      <w:r>
-        <w:rPr>
-          <w:b/>
-          <w:bCs/>
-        </w:rPr>
-        <w:t xml:space="preserve">Sources of truth are files, not memory.</w:t>
-      </w:r>
-      <w:r>
-        <w:t xml:space="preserve"> </w:t>
-      </w:r>
-      <w:r>
-        <w:t xml:space="preserve">Persist decisions in</w:t>
-      </w:r>
-      <w:r>
-        <w:t xml:space="preserve"> </w:t>
-      </w:r>
-      <w:r>
-        <w:rPr>
-          <w:rStyle w:val="VerbatimChar"/>
-        </w:rPr>
-        <w:t xml:space="preserve">CLAUDE.md</w:t>
-      </w:r>
-      <w:r>
-        <w:t xml:space="preserve"> </w:t>
-      </w:r>
-      <w:r>
-        <w:t xml:space="preserve">so future sessions inherit them.</w:t>
-      </w:r>
-    </w:p>
-    <w:p>
-      <w:pPr>
-        <w:pStyle w:val="Compact"/>
-        <w:numPr>
-          <w:ilvl w:val="0"/>
-          <w:numId w:val="1008"/>
-        </w:numPr>
-      </w:pPr>
-      <w:r>
-        <w:rPr>
-          <w:b/>
-          <w:bCs/>
-        </w:rPr>
-        <w:t xml:space="preserve">Never commit</w:t>
-      </w:r>
-      <w:r>
-        <w:rPr>
-          <w:b/>
-          <w:bCs/>
-        </w:rPr>
-        <w:t xml:space="preserve"> </w:t>
-      </w:r>
-      <w:r>
-        <w:rPr>
-          <w:rStyle w:val="VerbatimChar"/>
-          <w:b/>
-          <w:bCs/>
-        </w:rPr>
-        <w:t xml:space="preserve">.mcp.json</w:t>
-      </w:r>
-      <w:r>
-        <w:rPr>
-          <w:b/>
-          <w:bCs/>
-        </w:rPr>
-        <w:t xml:space="preserve"> </w:t>
-      </w:r>
-      <w:r>
-        <w:rPr>
-          <w:b/>
-          <w:bCs/>
-        </w:rPr>
-        <w:t xml:space="preserve">or</w:t>
-      </w:r>
-      <w:r>
-        <w:rPr>
-          <w:b/>
-          <w:bCs/>
-        </w:rPr>
-        <w:t xml:space="preserve"> </w:t>
-      </w:r>
-      <w:r>
-        <w:rPr>
-          <w:rStyle w:val="VerbatimChar"/>
-          <w:b/>
-          <w:bCs/>
-        </w:rPr>
-        <w:t xml:space="preserve">app.config</w:t>
-      </w:r>
-      <w:r>
-        <w:rPr>
-          <w:b/>
-          <w:bCs/>
-        </w:rPr>
-        <w:t xml:space="preserve">.</w:t>
-      </w:r>
-      <w:r>
-        <w:t xml:space="preserve"> </w:t>
-      </w:r>
-      <w:r>
-        <w:t xml:space="preserve">They contain credentials.</w:t>
-      </w:r>
-    </w:p>
-    <w:p>
-      <w:pPr>
-        <w:pStyle w:val="Compact"/>
-        <w:numPr>
-          <w:ilvl w:val="0"/>
-          <w:numId w:val="1008"/>
-        </w:numPr>
-      </w:pPr>
-      <w:r>
-        <w:rPr>
-          <w:b/>
-          <w:bCs/>
-        </w:rPr>
-        <w:t xml:space="preserve">One prompt per concern.</w:t>
-      </w:r>
-      <w:r>
-        <w:t xml:space="preserve"> </w:t>
-      </w:r>
-      <w:r>
-        <w:t xml:space="preserve">If you’re combining</w:t>
-      </w:r>
-      <w:r>
-        <w:t xml:space="preserve"> </w:t>
-      </w:r>
-      <w:r>
-        <w:t xml:space="preserve">“generate this AND change that AND review that AND deploy that,”</w:t>
-      </w:r>
-      <w:r>
-        <w:t xml:space="preserve"> </w:t>
-      </w:r>
-      <w:r>
-        <w:t xml:space="preserve">split it up.</w:t>
-      </w:r>
-    </w:p>
-    <w:bookmarkEnd w:id="24"/>
-    <w:bookmarkStart w:id="25" w:name="what-to-take-home"/>
-    <w:p>
-      <w:pPr>
-        <w:pStyle w:val="Heading1"/>
-      </w:pPr>
-      <w:r>
-        <w:t xml:space="preserve">What to Take Home</w:t>
-      </w:r>
-    </w:p>
-    <w:p>
-      <w:pPr>
-        <w:pStyle w:val="Compact"/>
-        <w:numPr>
-          <w:ilvl w:val="0"/>
-          <w:numId w:val="1009"/>
-        </w:numPr>
-      </w:pPr>
-      <w:r>
-        <w:rPr>
-          <w:rStyle w:val="VerbatimChar"/>
-        </w:rPr>
-        <w:t xml:space="preserve">PREREQS.md</w:t>
-      </w:r>
-      <w:r>
-        <w:t xml:space="preserve"> </w:t>
-      </w:r>
-      <w:r>
-        <w:t xml:space="preserve">— install once, never re-install</w:t>
-      </w:r>
-    </w:p>
-    <w:p>
-      <w:pPr>
-        <w:pStyle w:val="Compact"/>
-        <w:numPr>
-          <w:ilvl w:val="0"/>
-          <w:numId w:val="1009"/>
-        </w:numPr>
-      </w:pPr>
-      <w:r>
-        <w:rPr>
-          <w:rStyle w:val="VerbatimChar"/>
-        </w:rPr>
-        <w:t xml:space="preserve">LESSON_STEPS.md</w:t>
-      </w:r>
-      <w:r>
-        <w:t xml:space="preserve"> </w:t>
-      </w:r>
-      <w:r>
-        <w:t xml:space="preserve">— the full reference, with the</w:t>
-      </w:r>
-      <w:r>
-        <w:t xml:space="preserve"> </w:t>
-      </w:r>
-      <w:r>
-        <w:rPr>
-          <w:i/>
-          <w:iCs/>
-        </w:rPr>
-        <w:t xml:space="preserve">why</w:t>
-      </w:r>
-      <w:r>
-        <w:t xml:space="preserve"> </w:t>
-      </w:r>
-      <w:r>
-        <w:t xml:space="preserve">behind each step</w:t>
-      </w:r>
-    </w:p>
-    <w:p>
-      <w:pPr>
-        <w:pStyle w:val="Compact"/>
-        <w:numPr>
-          <w:ilvl w:val="0"/>
-          <w:numId w:val="1009"/>
-        </w:numPr>
-      </w:pPr>
-      <w:r>
-        <w:rPr>
-          <w:rStyle w:val="VerbatimChar"/>
-        </w:rPr>
-        <w:t xml:space="preserve">PROMPTS_CHEATSHEET.md</w:t>
-      </w:r>
-      <w:r>
-        <w:t xml:space="preserve"> </w:t>
-      </w:r>
-      <w:r>
-        <w:t xml:space="preserve">— every prompt in copy-paste form</w:t>
-      </w:r>
-    </w:p>
-    <w:p>
-      <w:pPr>
-        <w:pStyle w:val="Compact"/>
-        <w:numPr>
-          <w:ilvl w:val="0"/>
-          <w:numId w:val="1009"/>
-        </w:numPr>
-      </w:pPr>
-      <w:r>
-        <w:t xml:space="preserve">Your group’s project, with a working CLAUDE.md and a runnable first panel</w:t>
-      </w:r>
-    </w:p>
-    <w:p>
-      <w:pPr>
-        <w:pStyle w:val="FirstParagraph"/>
-      </w:pPr>
-      <w:r>
-        <w:t xml:space="preserve">After class: pick up at Phase 6 (if you didn’t finish), then push through 8–11 over the semester.</w:t>
-      </w:r>
-    </w:p>
-    <w:bookmarkEnd w:id="25"/>
-    <w:bookmarkStart w:id="27" w:name="questions"/>
-    <w:p>
-      <w:pPr>
-        <w:pStyle w:val="Heading1"/>
-      </w:pPr>
-      <w:r>
-        <w:t xml:space="preserve">Questions?</w:t>
-      </w:r>
-    </w:p>
-    <w:p>
-      <w:pPr>
-        <w:pStyle w:val="FirstParagraph"/>
-      </w:pPr>
-      <w:r>
-        <w:t xml:space="preserve">Repo:</w:t>
-      </w:r>
-      <w:r>
-        <w:t xml:space="preserve"> </w:t>
-      </w:r>
-      <w:hyperlink r:id="rId26">
-        <w:r>
-          <w:rPr>
-            <w:rStyle w:val="Hyperlink"/>
-          </w:rPr>
-          <w:t xml:space="preserve">https://github.com/dcodish/SAD-sample-project</w:t>
-        </w:r>
-      </w:hyperlink>
-    </w:p>
-    <w:p>
-      <w:pPr>
-        <w:pStyle w:val="BodyText"/>
-      </w:pPr>
-      <w:r>
-        <w:t xml:space="preserve">When stuck: paste the error into Claude Code, it has full context. If Claude can’t solve it, the course group chat is your next stop.</w:t>
-      </w:r>
-    </w:p>
-    <w:bookmarkEnd w:id="27"/>
+        <w:t xml:space="preserve">When stuck:</w:t>
+      </w:r>
+    </w:p>
+    <w:p>
+      <w:pPr>
+        <w:pStyle w:val="Compact"/>
+        <w:numPr>
+          <w:ilvl w:val="0"/>
+          <w:numId w:val="1016"/>
+        </w:numPr>
+      </w:pPr>
+      <w:r>
+        <w:t xml:space="preserve">Paste the error into Claude Code — full context</w:t>
+      </w:r>
+    </w:p>
+    <w:p>
+      <w:pPr>
+        <w:pStyle w:val="Compact"/>
+        <w:numPr>
+          <w:ilvl w:val="0"/>
+          <w:numId w:val="1016"/>
+        </w:numPr>
+      </w:pPr>
+      <w:r>
+        <w:t xml:space="preserve">Course group chat — second line</w:t>
+      </w:r>
+    </w:p>
+    <w:p>
+      <w:pPr>
+        <w:pStyle w:val="Compact"/>
+        <w:numPr>
+          <w:ilvl w:val="0"/>
+          <w:numId w:val="1016"/>
+        </w:numPr>
+      </w:pPr>
+      <w:r>
+        <w:t xml:space="preserve">Office hours — last resort</w:t>
+      </w:r>
+    </w:p>
+    <w:bookmarkEnd w:id="32"/>
     <w:sectPr>
       <w:footnotePr>
         <w:numRestart w:val="eachSect"/>
@@ -2855,6 +2831,91 @@
       </w:pPr>
     </w:lvl>
   </w:abstractNum>
+  <w:abstractNum w:abstractNumId="99415">
+    <w:nsid w:val="00A99415"/>
+    <w:multiLevelType w:val="multilevel"/>
+    <w:lvl w:ilvl="0">
+      <w:start w:val="5"/>
+      <w:numFmt w:val="decimal"/>
+      <w:lvlText w:val="%1."/>
+      <w:lvlJc w:val="left"/>
+      <w:pPr>
+        <w:ind w:left="720" w:hanging="360"/>
+      </w:pPr>
+    </w:lvl>
+    <w:lvl w:ilvl="1">
+      <w:start w:val="5"/>
+      <w:numFmt w:val="decimal"/>
+      <w:lvlText w:val="%2."/>
+      <w:lvlJc w:val="left"/>
+      <w:pPr>
+        <w:ind w:left="1440" w:hanging="360"/>
+      </w:pPr>
+    </w:lvl>
+    <w:lvl w:ilvl="2">
+      <w:start w:val="5"/>
+      <w:numFmt w:val="decimal"/>
+      <w:lvlText w:val="%3."/>
+      <w:lvlJc w:val="left"/>
+      <w:pPr>
+        <w:ind w:left="2160" w:hanging="360"/>
+      </w:pPr>
+    </w:lvl>
+    <w:lvl w:ilvl="3">
+      <w:start w:val="5"/>
+      <w:numFmt w:val="decimal"/>
+      <w:lvlText w:val="%4."/>
+      <w:lvlJc w:val="left"/>
+      <w:pPr>
+        <w:ind w:left="2880" w:hanging="360"/>
+      </w:pPr>
+    </w:lvl>
+    <w:lvl w:ilvl="4">
+      <w:start w:val="5"/>
+      <w:numFmt w:val="decimal"/>
+      <w:lvlText w:val="%5."/>
+      <w:lvlJc w:val="left"/>
+      <w:pPr>
+        <w:ind w:left="3600" w:hanging="360"/>
+      </w:pPr>
+    </w:lvl>
+    <w:lvl w:ilvl="5">
+      <w:start w:val="5"/>
+      <w:numFmt w:val="decimal"/>
+      <w:lvlText w:val="%6."/>
+      <w:lvlJc w:val="left"/>
+      <w:pPr>
+        <w:ind w:left="4320" w:hanging="360"/>
+      </w:pPr>
+    </w:lvl>
+    <w:lvl w:ilvl="6">
+      <w:start w:val="5"/>
+      <w:numFmt w:val="decimal"/>
+      <w:lvlText w:val="%7."/>
+      <w:lvlJc w:val="left"/>
+      <w:pPr>
+        <w:ind w:left="5040" w:hanging="360"/>
+      </w:pPr>
+    </w:lvl>
+    <w:lvl w:ilvl="7">
+      <w:start w:val="5"/>
+      <w:numFmt w:val="decimal"/>
+      <w:lvlText w:val="%8."/>
+      <w:lvlJc w:val="left"/>
+      <w:pPr>
+        <w:ind w:left="5760" w:hanging="360"/>
+      </w:pPr>
+    </w:lvl>
+    <w:lvl w:ilvl="8">
+      <w:start w:val="5"/>
+      <w:numFmt w:val="decimal"/>
+      <w:lvlText w:val="%9."/>
+      <w:lvlJc w:val="left"/>
+      <w:pPr>
+        <w:ind w:left="6480" w:hanging="360"/>
+      </w:pPr>
+    </w:lvl>
+  </w:abstractNum>
   <w:num w:numId="1000">
     <w:abstractNumId w:val="990"/>
   </w:num>
@@ -2868,6 +2929,12 @@
     <w:abstractNumId w:val="991"/>
   </w:num>
   <w:num w:numId="1004">
+    <w:abstractNumId w:val="991"/>
+  </w:num>
+  <w:num w:numId="1005">
+    <w:abstractNumId w:val="991"/>
+  </w:num>
+  <w:num w:numId="1006">
     <w:abstractNumId w:val="99411"/>
     <w:lvlOverride w:ilvl="0">
       <w:startOverride w:val="1"/>
@@ -2897,7 +2964,61 @@
       <w:startOverride w:val="1"/>
     </w:lvlOverride>
   </w:num>
-  <w:num w:numId="1005">
+  <w:num w:numId="1007">
+    <w:abstractNumId w:val="99415"/>
+    <w:lvlOverride w:ilvl="0">
+      <w:startOverride w:val="5"/>
+    </w:lvlOverride>
+    <w:lvlOverride w:ilvl="1">
+      <w:startOverride w:val="5"/>
+    </w:lvlOverride>
+    <w:lvlOverride w:ilvl="2">
+      <w:startOverride w:val="5"/>
+    </w:lvlOverride>
+    <w:lvlOverride w:ilvl="3">
+      <w:startOverride w:val="5"/>
+    </w:lvlOverride>
+    <w:lvlOverride w:ilvl="4">
+      <w:startOverride w:val="5"/>
+    </w:lvlOverride>
+    <w:lvlOverride w:ilvl="5">
+      <w:startOverride w:val="5"/>
+    </w:lvlOverride>
+    <w:lvlOverride w:ilvl="6">
+      <w:startOverride w:val="5"/>
+    </w:lvlOverride>
+    <w:lvlOverride w:ilvl="7">
+      <w:startOverride w:val="5"/>
+    </w:lvlOverride>
+    <w:lvlOverride w:ilvl="8">
+      <w:startOverride w:val="5"/>
+    </w:lvlOverride>
+  </w:num>
+  <w:num w:numId="1008">
+    <w:abstractNumId w:val="991"/>
+  </w:num>
+  <w:num w:numId="1009">
+    <w:abstractNumId w:val="991"/>
+  </w:num>
+  <w:num w:numId="1010">
+    <w:abstractNumId w:val="991"/>
+  </w:num>
+  <w:num w:numId="1011">
+    <w:abstractNumId w:val="991"/>
+  </w:num>
+  <w:num w:numId="1012">
+    <w:abstractNumId w:val="991"/>
+  </w:num>
+  <w:num w:numId="1013">
+    <w:abstractNumId w:val="991"/>
+  </w:num>
+  <w:num w:numId="1014">
+    <w:abstractNumId w:val="991"/>
+  </w:num>
+  <w:num w:numId="1015">
+    <w:abstractNumId w:val="991"/>
+  </w:num>
+  <w:num w:numId="1016">
     <w:abstractNumId w:val="99411"/>
     <w:lvlOverride w:ilvl="0">
       <w:startOverride w:val="1"/>
@@ -2926,45 +3047,6 @@
     <w:lvlOverride w:ilvl="8">
       <w:startOverride w:val="1"/>
     </w:lvlOverride>
-  </w:num>
-  <w:num w:numId="1006">
-    <w:abstractNumId w:val="991"/>
-  </w:num>
-  <w:num w:numId="1007">
-    <w:abstractNumId w:val="991"/>
-  </w:num>
-  <w:num w:numId="1008">
-    <w:abstractNumId w:val="99411"/>
-    <w:lvlOverride w:ilvl="0">
-      <w:startOverride w:val="1"/>
-    </w:lvlOverride>
-    <w:lvlOverride w:ilvl="1">
-      <w:startOverride w:val="1"/>
-    </w:lvlOverride>
-    <w:lvlOverride w:ilvl="2">
-      <w:startOverride w:val="1"/>
-    </w:lvlOverride>
-    <w:lvlOverride w:ilvl="3">
-      <w:startOverride w:val="1"/>
-    </w:lvlOverride>
-    <w:lvlOverride w:ilvl="4">
-      <w:startOverride w:val="1"/>
-    </w:lvlOverride>
-    <w:lvlOverride w:ilvl="5">
-      <w:startOverride w:val="1"/>
-    </w:lvlOverride>
-    <w:lvlOverride w:ilvl="6">
-      <w:startOverride w:val="1"/>
-    </w:lvlOverride>
-    <w:lvlOverride w:ilvl="7">
-      <w:startOverride w:val="1"/>
-    </w:lvlOverride>
-    <w:lvlOverride w:ilvl="8">
-      <w:startOverride w:val="1"/>
-    </w:lvlOverride>
-  </w:num>
-  <w:num w:numId="1009">
-    <w:abstractNumId w:val="991"/>
   </w:num>
 </w:numbering>
 </file>

--- a/SLIDE_DECK.docx
+++ b/SLIDE_DECK.docx
@@ -639,13 +639,13 @@
       </w:r>
     </w:p>
     <w:bookmarkEnd w:id="13"/>
-    <w:bookmarkStart w:id="14" w:name="prerequisites-done-before-class"/>
+    <w:bookmarkStart w:id="14" w:name="prerequisites-bootstrap-first"/>
     <w:p>
       <w:pPr>
         <w:pStyle w:val="Heading1"/>
       </w:pPr>
       <w:r>
-        <w:t xml:space="preserve">Prerequisites (Done Before Class)</w:t>
+        <w:t xml:space="preserve">Prerequisites — Bootstrap First</w:t>
       </w:r>
     </w:p>
     <w:p>
@@ -653,6 +653,82 @@
         <w:pStyle w:val="FirstParagraph"/>
       </w:pPr>
       <w:r>
+        <w:t xml:space="preserve">The smart install order (student-tested):</w:t>
+      </w:r>
+    </w:p>
+    <w:p>
+      <w:pPr>
+        <w:pStyle w:val="Compact"/>
+        <w:numPr>
+          <w:ilvl w:val="0"/>
+          <w:numId w:val="1003"/>
+        </w:numPr>
+      </w:pPr>
+      <w:r>
+        <w:t xml:space="preserve">Install</w:t>
+      </w:r>
+      <w:r>
+        <w:t xml:space="preserve"> </w:t>
+      </w:r>
+      <w:r>
+        <w:rPr>
+          <w:b/>
+          <w:bCs/>
+        </w:rPr>
+        <w:t xml:space="preserve">VSCode + Claude Code</w:t>
+      </w:r>
+      <w:r>
+        <w:t xml:space="preserve"> </w:t>
+      </w:r>
+      <w:r>
+        <w:t xml:space="preserve">by hand (~10 min)</w:t>
+      </w:r>
+    </w:p>
+    <w:p>
+      <w:pPr>
+        <w:pStyle w:val="Compact"/>
+        <w:numPr>
+          <w:ilvl w:val="0"/>
+          <w:numId w:val="1003"/>
+        </w:numPr>
+      </w:pPr>
+      <w:r>
+        <w:rPr>
+          <w:b/>
+          <w:bCs/>
+        </w:rPr>
+        <w:t xml:space="preserve">Let Claude install the rest</w:t>
+      </w:r>
+      <w:r>
+        <w:t xml:space="preserve"> </w:t>
+      </w:r>
+      <w:r>
+        <w:t xml:space="preserve">— Git, uv, .NET, VS, SQL Server</w:t>
+      </w:r>
+    </w:p>
+    <w:p>
+      <w:pPr>
+        <w:pStyle w:val="FirstParagraph"/>
+      </w:pPr>
+      <w:r>
+        <w:t xml:space="preserve">When installs break, Claude reads the error and fixes it — no googling stack traces alone.</w:t>
+      </w:r>
+    </w:p>
+    <w:bookmarkEnd w:id="14"/>
+    <w:bookmarkStart w:id="15" w:name="prerequisites-verify"/>
+    <w:p>
+      <w:pPr>
+        <w:pStyle w:val="Heading1"/>
+      </w:pPr>
+      <w:r>
+        <w:t xml:space="preserve">Prerequisites — Verify</w:t>
+      </w:r>
+    </w:p>
+    <w:p>
+      <w:pPr>
+        <w:pStyle w:val="FirstParagraph"/>
+      </w:pPr>
+      <w:r>
         <w:t xml:space="preserve">In a fresh terminal, all four must succeed:</w:t>
       </w:r>
     </w:p>
@@ -707,7 +783,7 @@
         <w:pStyle w:val="BodyText"/>
       </w:pPr>
       <w:r>
-        <w:t xml:space="preserve">Full details in</w:t>
+        <w:t xml:space="preserve">Full details + the install prompt in</w:t>
       </w:r>
       <w:r>
         <w:t xml:space="preserve"> </w:t>
@@ -722,8 +798,8 @@
         <w:t xml:space="preserve">.</w:t>
       </w:r>
     </w:p>
-    <w:bookmarkEnd w:id="14"/>
-    <w:bookmarkStart w:id="15" w:name="phase-1-project-setup"/>
+    <w:bookmarkEnd w:id="15"/>
+    <w:bookmarkStart w:id="16" w:name="phase-1-project-setup"/>
     <w:p>
       <w:pPr>
         <w:pStyle w:val="Heading1"/>
@@ -745,7 +821,7 @@
         <w:pStyle w:val="Compact"/>
         <w:numPr>
           <w:ilvl w:val="0"/>
-          <w:numId w:val="1003"/>
+          <w:numId w:val="1004"/>
         </w:numPr>
       </w:pPr>
       <w:r>
@@ -757,7 +833,7 @@
         <w:pStyle w:val="Compact"/>
         <w:numPr>
           <w:ilvl w:val="0"/>
-          <w:numId w:val="1003"/>
+          <w:numId w:val="1004"/>
         </w:numPr>
       </w:pPr>
       <w:r>
@@ -778,7 +854,7 @@
         <w:pStyle w:val="Compact"/>
         <w:numPr>
           <w:ilvl w:val="0"/>
-          <w:numId w:val="1003"/>
+          <w:numId w:val="1004"/>
         </w:numPr>
       </w:pPr>
       <w:r>
@@ -793,7 +869,7 @@
         <w:pStyle w:val="Compact"/>
         <w:numPr>
           <w:ilvl w:val="0"/>
-          <w:numId w:val="1003"/>
+          <w:numId w:val="1004"/>
         </w:numPr>
       </w:pPr>
       <w:r>
@@ -841,8 +917,8 @@
         <w:t xml:space="preserve">Then one Claude prompt installs the MCP, verifies the DB connection.</w:t>
       </w:r>
     </w:p>
-    <w:bookmarkEnd w:id="15"/>
-    <w:bookmarkStart w:id="16" w:name="phase-2-extract-to-markdown"/>
+    <w:bookmarkEnd w:id="16"/>
+    <w:bookmarkStart w:id="17" w:name="phase-2-extract-to-markdown"/>
     <w:p>
       <w:pPr>
         <w:pStyle w:val="Heading1"/>
@@ -864,7 +940,7 @@
         <w:pStyle w:val="Compact"/>
         <w:numPr>
           <w:ilvl w:val="0"/>
-          <w:numId w:val="1004"/>
+          <w:numId w:val="1005"/>
         </w:numPr>
       </w:pPr>
       <w:r>
@@ -876,7 +952,7 @@
         <w:pStyle w:val="Compact"/>
         <w:numPr>
           <w:ilvl w:val="0"/>
-          <w:numId w:val="1004"/>
+          <w:numId w:val="1005"/>
         </w:numPr>
       </w:pPr>
       <w:r>
@@ -888,7 +964,7 @@
         <w:pStyle w:val="Compact"/>
         <w:numPr>
           <w:ilvl w:val="0"/>
-          <w:numId w:val="1004"/>
+          <w:numId w:val="1005"/>
         </w:numPr>
       </w:pPr>
       <w:r>
@@ -913,8 +989,8 @@
         <w:t xml:space="preserve">Counts, tables, wording — Claude drifts here.</w:t>
       </w:r>
     </w:p>
-    <w:bookmarkEnd w:id="16"/>
-    <w:bookmarkStart w:id="17" w:name="phase-3-generate-claude.md"/>
+    <w:bookmarkEnd w:id="17"/>
+    <w:bookmarkStart w:id="18" w:name="phase-3-generate-claude.md"/>
     <w:p>
       <w:pPr>
         <w:pStyle w:val="Heading1"/>
@@ -959,7 +1035,7 @@
         <w:pStyle w:val="Compact"/>
         <w:numPr>
           <w:ilvl w:val="0"/>
-          <w:numId w:val="1005"/>
+          <w:numId w:val="1006"/>
         </w:numPr>
       </w:pPr>
       <w:r>
@@ -971,7 +1047,7 @@
         <w:pStyle w:val="Compact"/>
         <w:numPr>
           <w:ilvl w:val="0"/>
-          <w:numId w:val="1005"/>
+          <w:numId w:val="1006"/>
         </w:numPr>
       </w:pPr>
       <w:r>
@@ -983,7 +1059,7 @@
         <w:pStyle w:val="Compact"/>
         <w:numPr>
           <w:ilvl w:val="0"/>
-          <w:numId w:val="1005"/>
+          <w:numId w:val="1006"/>
         </w:numPr>
       </w:pPr>
       <w:r>
@@ -998,8 +1074,8 @@
         <w:t xml:space="preserve">Don’t fuss over attribute names — compiler catches those later.</w:t>
       </w:r>
     </w:p>
-    <w:bookmarkEnd w:id="17"/>
-    <w:bookmarkStart w:id="18" w:name="phase-4-schema-sps"/>
+    <w:bookmarkEnd w:id="18"/>
+    <w:bookmarkStart w:id="19" w:name="phase-4-schema-sps"/>
     <w:p>
       <w:pPr>
         <w:pStyle w:val="Heading1"/>
@@ -1013,7 +1089,7 @@
         <w:pStyle w:val="Compact"/>
         <w:numPr>
           <w:ilvl w:val="0"/>
-          <w:numId w:val="1006"/>
+          <w:numId w:val="1007"/>
         </w:numPr>
       </w:pPr>
       <w:r>
@@ -1025,7 +1101,7 @@
         <w:pStyle w:val="Compact"/>
         <w:numPr>
           <w:ilvl w:val="0"/>
-          <w:numId w:val="1006"/>
+          <w:numId w:val="1007"/>
         </w:numPr>
       </w:pPr>
       <w:r>
@@ -1052,7 +1128,7 @@
         <w:pStyle w:val="Compact"/>
         <w:numPr>
           <w:ilvl w:val="0"/>
-          <w:numId w:val="1006"/>
+          <w:numId w:val="1007"/>
         </w:numPr>
       </w:pPr>
       <w:r>
@@ -1064,7 +1140,7 @@
         <w:pStyle w:val="Compact"/>
         <w:numPr>
           <w:ilvl w:val="0"/>
-          <w:numId w:val="1006"/>
+          <w:numId w:val="1007"/>
         </w:numPr>
       </w:pPr>
       <w:r>
@@ -1084,7 +1160,7 @@
         <w:pStyle w:val="Compact"/>
         <w:numPr>
           <w:ilvl w:val="0"/>
-          <w:numId w:val="1007"/>
+          <w:numId w:val="1008"/>
         </w:numPr>
       </w:pPr>
       <w:r>
@@ -1111,15 +1187,15 @@
         <w:pStyle w:val="Compact"/>
         <w:numPr>
           <w:ilvl w:val="0"/>
-          <w:numId w:val="1007"/>
+          <w:numId w:val="1008"/>
         </w:numPr>
       </w:pPr>
       <w:r>
         <w:t xml:space="preserve">Spot-check one entity’s CRUD (4.5)</w:t>
       </w:r>
     </w:p>
-    <w:bookmarkEnd w:id="18"/>
-    <w:bookmarkStart w:id="19" w:name="phase-4-key-conventions"/>
+    <w:bookmarkEnd w:id="19"/>
+    <w:bookmarkStart w:id="20" w:name="phase-4-key-conventions"/>
     <w:p>
       <w:pPr>
         <w:pStyle w:val="Heading1"/>
@@ -1133,7 +1209,7 @@
         <w:pStyle w:val="Compact"/>
         <w:numPr>
           <w:ilvl w:val="0"/>
-          <w:numId w:val="1008"/>
+          <w:numId w:val="1009"/>
         </w:numPr>
       </w:pPr>
       <w:r>
@@ -1167,7 +1243,7 @@
         <w:pStyle w:val="Compact"/>
         <w:numPr>
           <w:ilvl w:val="0"/>
-          <w:numId w:val="1008"/>
+          <w:numId w:val="1009"/>
         </w:numPr>
       </w:pPr>
       <w:r>
@@ -1219,7 +1295,7 @@
         <w:pStyle w:val="Compact"/>
         <w:numPr>
           <w:ilvl w:val="0"/>
-          <w:numId w:val="1008"/>
+          <w:numId w:val="1009"/>
         </w:numPr>
       </w:pPr>
       <w:r>
@@ -1257,7 +1333,7 @@
         <w:pStyle w:val="Compact"/>
         <w:numPr>
           <w:ilvl w:val="0"/>
-          <w:numId w:val="1008"/>
+          <w:numId w:val="1009"/>
         </w:numPr>
       </w:pPr>
       <w:r>
@@ -1321,8 +1397,8 @@
         <w:t xml:space="preserve">.</w:t>
       </w:r>
     </w:p>
-    <w:bookmarkEnd w:id="19"/>
-    <w:bookmarkStart w:id="20" w:name="phase-4.5-seed-data"/>
+    <w:bookmarkEnd w:id="20"/>
+    <w:bookmarkStart w:id="21" w:name="phase-4.5-seed-data"/>
     <w:p>
       <w:pPr>
         <w:pStyle w:val="Heading1"/>
@@ -1395,8 +1471,8 @@
         <w:t xml:space="preserve">runs, there are real users to log in as.</w:t>
       </w:r>
     </w:p>
-    <w:bookmarkEnd w:id="20"/>
-    <w:bookmarkStart w:id="21" w:name="phase-5-c-scaffold"/>
+    <w:bookmarkEnd w:id="21"/>
+    <w:bookmarkStart w:id="22" w:name="phase-5-c-scaffold"/>
     <w:p>
       <w:pPr>
         <w:pStyle w:val="Heading1"/>
@@ -1410,7 +1486,7 @@
         <w:pStyle w:val="Compact"/>
         <w:numPr>
           <w:ilvl w:val="0"/>
-          <w:numId w:val="1009"/>
+          <w:numId w:val="1010"/>
         </w:numPr>
       </w:pPr>
       <w:r>
@@ -1452,7 +1528,7 @@
         <w:pStyle w:val="Compact"/>
         <w:numPr>
           <w:ilvl w:val="0"/>
-          <w:numId w:val="1009"/>
+          <w:numId w:val="1010"/>
         </w:numPr>
       </w:pPr>
       <w:r>
@@ -1488,7 +1564,7 @@
         <w:pStyle w:val="Compact"/>
         <w:numPr>
           <w:ilvl w:val="0"/>
-          <w:numId w:val="1009"/>
+          <w:numId w:val="1010"/>
         </w:numPr>
       </w:pPr>
       <w:r>
@@ -1515,7 +1591,7 @@
         <w:pStyle w:val="Compact"/>
         <w:numPr>
           <w:ilvl w:val="0"/>
-          <w:numId w:val="1009"/>
+          <w:numId w:val="1010"/>
         </w:numPr>
       </w:pPr>
       <w:r>
@@ -1530,8 +1606,8 @@
         <w:t xml:space="preserve">Build should fail expectedly until 5.5 (no entry point yet).</w:t>
       </w:r>
     </w:p>
-    <w:bookmarkEnd w:id="21"/>
-    <w:bookmarkStart w:id="22" w:name="phase-5.5-the-entry-flow"/>
+    <w:bookmarkEnd w:id="22"/>
+    <w:bookmarkStart w:id="23" w:name="phase-5.5-the-entry-flow"/>
     <w:p>
       <w:pPr>
         <w:pStyle w:val="Heading1"/>
@@ -1604,8 +1680,8 @@
         <w:t xml:space="preserve">Where your design diagrams pay off visually.</w:t>
       </w:r>
     </w:p>
-    <w:bookmarkEnd w:id="22"/>
-    <w:bookmarkStart w:id="23" w:name="phase-5.6-5.7-first-panel-and-run"/>
+    <w:bookmarkEnd w:id="23"/>
+    <w:bookmarkStart w:id="24" w:name="phase-5.6-5.7-first-panel-and-run"/>
     <w:p>
       <w:pPr>
         <w:pStyle w:val="Heading1"/>
@@ -1650,8 +1726,8 @@
         <w:t xml:space="preserve">moment. Login screen, real role routing, working CRUD.</w:t>
       </w:r>
     </w:p>
-    <w:bookmarkEnd w:id="23"/>
-    <w:bookmarkStart w:id="24" w:name="phase-6-remaining-cruds"/>
+    <w:bookmarkEnd w:id="24"/>
+    <w:bookmarkStart w:id="25" w:name="phase-6-remaining-cruds"/>
     <w:p>
       <w:pPr>
         <w:pStyle w:val="Heading1"/>
@@ -1712,8 +1788,8 @@
         <w:t xml:space="preserve">Either way, sweep through every panel after. Spot-check create/update/delete on a couple.</w:t>
       </w:r>
     </w:p>
-    <w:bookmarkEnd w:id="24"/>
-    <w:bookmarkStart w:id="25" w:name="phase-7-state-machines"/>
+    <w:bookmarkEnd w:id="25"/>
+    <w:bookmarkStart w:id="26" w:name="phase-7-state-machines"/>
     <w:p>
       <w:pPr>
         <w:pStyle w:val="Heading1"/>
@@ -1735,7 +1811,7 @@
         <w:pStyle w:val="Compact"/>
         <w:numPr>
           <w:ilvl w:val="0"/>
-          <w:numId w:val="1010"/>
+          <w:numId w:val="1011"/>
         </w:numPr>
       </w:pPr>
       <w:r>
@@ -1757,7 +1833,7 @@
         <w:pStyle w:val="Compact"/>
         <w:numPr>
           <w:ilvl w:val="0"/>
-          <w:numId w:val="1010"/>
+          <w:numId w:val="1011"/>
         </w:numPr>
       </w:pPr>
       <w:r>
@@ -1779,7 +1855,7 @@
         <w:pStyle w:val="Compact"/>
         <w:numPr>
           <w:ilvl w:val="0"/>
-          <w:numId w:val="1010"/>
+          <w:numId w:val="1011"/>
         </w:numPr>
       </w:pPr>
       <w:r>
@@ -1813,8 +1889,8 @@
         <w:t xml:space="preserve">Each user-triggered transition gets a verb button, not a generic Update.</w:t>
       </w:r>
     </w:p>
-    <w:bookmarkEnd w:id="25"/>
-    <w:bookmarkStart w:id="26" w:name="phase-7-why-it-matters"/>
+    <w:bookmarkEnd w:id="26"/>
+    <w:bookmarkStart w:id="27" w:name="phase-7-why-it-matters"/>
     <w:p>
       <w:pPr>
         <w:pStyle w:val="Heading1"/>
@@ -1875,8 +1951,8 @@
         <w:t xml:space="preserve">State machines are where business logic lives in code, not in screens.</w:t>
       </w:r>
     </w:p>
-    <w:bookmarkEnd w:id="26"/>
-    <w:bookmarkStart w:id="27" w:name="phases-811-homework"/>
+    <w:bookmarkEnd w:id="27"/>
+    <w:bookmarkStart w:id="28" w:name="phases-811-homework"/>
     <w:p>
       <w:pPr>
         <w:pStyle w:val="Heading1"/>
@@ -1910,7 +1986,7 @@
         <w:pStyle w:val="Compact"/>
         <w:numPr>
           <w:ilvl w:val="0"/>
-          <w:numId w:val="1011"/>
+          <w:numId w:val="1012"/>
         </w:numPr>
       </w:pPr>
       <w:r>
@@ -1932,7 +2008,7 @@
         <w:pStyle w:val="Compact"/>
         <w:numPr>
           <w:ilvl w:val="0"/>
-          <w:numId w:val="1011"/>
+          <w:numId w:val="1012"/>
         </w:numPr>
       </w:pPr>
       <w:r>
@@ -1954,7 +2030,7 @@
         <w:pStyle w:val="Compact"/>
         <w:numPr>
           <w:ilvl w:val="0"/>
-          <w:numId w:val="1011"/>
+          <w:numId w:val="1012"/>
         </w:numPr>
       </w:pPr>
       <w:r>
@@ -1976,7 +2052,7 @@
         <w:pStyle w:val="Compact"/>
         <w:numPr>
           <w:ilvl w:val="0"/>
-          <w:numId w:val="1011"/>
+          <w:numId w:val="1012"/>
         </w:numPr>
       </w:pPr>
       <w:r>
@@ -2001,8 +2077,8 @@
         <w:t xml:space="preserve">Same pattern as in-class phases. You have the tools.</w:t>
       </w:r>
     </w:p>
-    <w:bookmarkEnd w:id="27"/>
-    <w:bookmarkStart w:id="28" w:name="review-discipline-catch-now"/>
+    <w:bookmarkEnd w:id="28"/>
+    <w:bookmarkStart w:id="29" w:name="review-discipline-catch-now"/>
     <w:p>
       <w:pPr>
         <w:pStyle w:val="Heading1"/>
@@ -2040,7 +2116,7 @@
         <w:pStyle w:val="Compact"/>
         <w:numPr>
           <w:ilvl w:val="0"/>
-          <w:numId w:val="1012"/>
+          <w:numId w:val="1013"/>
         </w:numPr>
       </w:pPr>
       <w:r>
@@ -2052,7 +2128,7 @@
         <w:pStyle w:val="Compact"/>
         <w:numPr>
           <w:ilvl w:val="0"/>
-          <w:numId w:val="1012"/>
+          <w:numId w:val="1013"/>
         </w:numPr>
       </w:pPr>
       <w:r>
@@ -2064,7 +2140,7 @@
         <w:pStyle w:val="Compact"/>
         <w:numPr>
           <w:ilvl w:val="0"/>
-          <w:numId w:val="1012"/>
+          <w:numId w:val="1013"/>
         </w:numPr>
       </w:pPr>
       <w:r>
@@ -2076,7 +2152,7 @@
         <w:pStyle w:val="Compact"/>
         <w:numPr>
           <w:ilvl w:val="0"/>
-          <w:numId w:val="1012"/>
+          <w:numId w:val="1013"/>
         </w:numPr>
       </w:pPr>
       <w:r>
@@ -2088,15 +2164,15 @@
         <w:pStyle w:val="Compact"/>
         <w:numPr>
           <w:ilvl w:val="0"/>
-          <w:numId w:val="1012"/>
+          <w:numId w:val="1013"/>
         </w:numPr>
       </w:pPr>
       <w:r>
         <w:t xml:space="preserve">Silent doc conflicts</w:t>
       </w:r>
     </w:p>
-    <w:bookmarkEnd w:id="28"/>
-    <w:bookmarkStart w:id="29" w:name="review-discipline-dont-bother"/>
+    <w:bookmarkEnd w:id="29"/>
+    <w:bookmarkStart w:id="30" w:name="review-discipline-dont-bother"/>
     <w:p>
       <w:pPr>
         <w:pStyle w:val="Heading1"/>
@@ -2118,7 +2194,7 @@
         <w:pStyle w:val="Compact"/>
         <w:numPr>
           <w:ilvl w:val="0"/>
-          <w:numId w:val="1013"/>
+          <w:numId w:val="1014"/>
         </w:numPr>
       </w:pPr>
       <w:r>
@@ -2130,7 +2206,7 @@
         <w:pStyle w:val="Compact"/>
         <w:numPr>
           <w:ilvl w:val="0"/>
-          <w:numId w:val="1013"/>
+          <w:numId w:val="1014"/>
         </w:numPr>
       </w:pPr>
       <w:r>
@@ -2142,7 +2218,7 @@
         <w:pStyle w:val="Compact"/>
         <w:numPr>
           <w:ilvl w:val="0"/>
-          <w:numId w:val="1013"/>
+          <w:numId w:val="1014"/>
         </w:numPr>
       </w:pPr>
       <w:r>
@@ -2154,7 +2230,7 @@
         <w:pStyle w:val="Compact"/>
         <w:numPr>
           <w:ilvl w:val="0"/>
-          <w:numId w:val="1013"/>
+          <w:numId w:val="1014"/>
         </w:numPr>
       </w:pPr>
       <w:r>
@@ -2169,8 +2245,8 @@
         <w:t xml:space="preserve">Save your attention for the silent ones.</w:t>
       </w:r>
     </w:p>
-    <w:bookmarkEnd w:id="29"/>
-    <w:bookmarkStart w:id="30" w:name="working-with-claude"/>
+    <w:bookmarkEnd w:id="30"/>
+    <w:bookmarkStart w:id="31" w:name="working-with-claude"/>
     <w:p>
       <w:pPr>
         <w:pStyle w:val="Heading1"/>
@@ -2184,7 +2260,7 @@
         <w:pStyle w:val="Compact"/>
         <w:numPr>
           <w:ilvl w:val="0"/>
-          <w:numId w:val="1014"/>
+          <w:numId w:val="1015"/>
         </w:numPr>
       </w:pPr>
       <w:r>
@@ -2206,7 +2282,7 @@
         <w:pStyle w:val="Compact"/>
         <w:numPr>
           <w:ilvl w:val="0"/>
-          <w:numId w:val="1014"/>
+          <w:numId w:val="1015"/>
         </w:numPr>
       </w:pPr>
       <w:r>
@@ -2228,7 +2304,7 @@
         <w:pStyle w:val="Compact"/>
         <w:numPr>
           <w:ilvl w:val="0"/>
-          <w:numId w:val="1014"/>
+          <w:numId w:val="1015"/>
         </w:numPr>
       </w:pPr>
       <w:r>
@@ -2259,7 +2335,7 @@
         <w:pStyle w:val="Compact"/>
         <w:numPr>
           <w:ilvl w:val="0"/>
-          <w:numId w:val="1014"/>
+          <w:numId w:val="1015"/>
         </w:numPr>
       </w:pPr>
       <w:r>
@@ -2293,7 +2369,7 @@
         <w:pStyle w:val="Compact"/>
         <w:numPr>
           <w:ilvl w:val="0"/>
-          <w:numId w:val="1014"/>
+          <w:numId w:val="1015"/>
         </w:numPr>
       </w:pPr>
       <w:r>
@@ -2361,8 +2437,8 @@
         <w:t xml:space="preserve">Credentials.</w:t>
       </w:r>
     </w:p>
-    <w:bookmarkEnd w:id="30"/>
-    <w:bookmarkStart w:id="31" w:name="take-home-materials"/>
+    <w:bookmarkEnd w:id="31"/>
+    <w:bookmarkStart w:id="32" w:name="take-home-materials"/>
     <w:p>
       <w:pPr>
         <w:pStyle w:val="Heading1"/>
@@ -2376,7 +2452,7 @@
         <w:pStyle w:val="Compact"/>
         <w:numPr>
           <w:ilvl w:val="0"/>
-          <w:numId w:val="1015"/>
+          <w:numId w:val="1016"/>
         </w:numPr>
       </w:pPr>
       <w:r>
@@ -2399,7 +2475,7 @@
         <w:pStyle w:val="Compact"/>
         <w:numPr>
           <w:ilvl w:val="0"/>
-          <w:numId w:val="1015"/>
+          <w:numId w:val="1016"/>
         </w:numPr>
       </w:pPr>
       <w:r>
@@ -2422,7 +2498,7 @@
         <w:pStyle w:val="Compact"/>
         <w:numPr>
           <w:ilvl w:val="0"/>
-          <w:numId w:val="1015"/>
+          <w:numId w:val="1016"/>
         </w:numPr>
       </w:pPr>
       <w:r>
@@ -2445,7 +2521,7 @@
         <w:pStyle w:val="Compact"/>
         <w:numPr>
           <w:ilvl w:val="0"/>
-          <w:numId w:val="1015"/>
+          <w:numId w:val="1016"/>
         </w:numPr>
       </w:pPr>
       <w:r>
@@ -2470,8 +2546,8 @@
         <w:t xml:space="preserve">After class: pick up where you stopped, then 8–11 over the semester.</w:t>
       </w:r>
     </w:p>
-    <w:bookmarkEnd w:id="31"/>
-    <w:bookmarkStart w:id="32" w:name="questions"/>
+    <w:bookmarkEnd w:id="32"/>
+    <w:bookmarkStart w:id="33" w:name="questions"/>
     <w:p>
       <w:pPr>
         <w:pStyle w:val="Heading1"/>
@@ -2501,7 +2577,7 @@
         <w:pStyle w:val="Compact"/>
         <w:numPr>
           <w:ilvl w:val="0"/>
-          <w:numId w:val="1016"/>
+          <w:numId w:val="1017"/>
         </w:numPr>
       </w:pPr>
       <w:r>
@@ -2513,7 +2589,7 @@
         <w:pStyle w:val="Compact"/>
         <w:numPr>
           <w:ilvl w:val="0"/>
-          <w:numId w:val="1016"/>
+          <w:numId w:val="1017"/>
         </w:numPr>
       </w:pPr>
       <w:r>
@@ -2525,14 +2601,14 @@
         <w:pStyle w:val="Compact"/>
         <w:numPr>
           <w:ilvl w:val="0"/>
-          <w:numId w:val="1016"/>
+          <w:numId w:val="1017"/>
         </w:numPr>
       </w:pPr>
       <w:r>
         <w:t xml:space="preserve">Office hours — last resort</w:t>
       </w:r>
     </w:p>
-    <w:bookmarkEnd w:id="32"/>
+    <w:bookmarkEnd w:id="33"/>
     <w:sectPr>
       <w:footnotePr>
         <w:numRestart w:val="eachSect"/>
@@ -2926,15 +3002,6 @@
     <w:abstractNumId w:val="991"/>
   </w:num>
   <w:num w:numId="1003">
-    <w:abstractNumId w:val="991"/>
-  </w:num>
-  <w:num w:numId="1004">
-    <w:abstractNumId w:val="991"/>
-  </w:num>
-  <w:num w:numId="1005">
-    <w:abstractNumId w:val="991"/>
-  </w:num>
-  <w:num w:numId="1006">
     <w:abstractNumId w:val="99411"/>
     <w:lvlOverride w:ilvl="0">
       <w:startOverride w:val="1"/>
@@ -2964,7 +3031,46 @@
       <w:startOverride w:val="1"/>
     </w:lvlOverride>
   </w:num>
+  <w:num w:numId="1004">
+    <w:abstractNumId w:val="991"/>
+  </w:num>
+  <w:num w:numId="1005">
+    <w:abstractNumId w:val="991"/>
+  </w:num>
+  <w:num w:numId="1006">
+    <w:abstractNumId w:val="991"/>
+  </w:num>
   <w:num w:numId="1007">
+    <w:abstractNumId w:val="99411"/>
+    <w:lvlOverride w:ilvl="0">
+      <w:startOverride w:val="1"/>
+    </w:lvlOverride>
+    <w:lvlOverride w:ilvl="1">
+      <w:startOverride w:val="1"/>
+    </w:lvlOverride>
+    <w:lvlOverride w:ilvl="2">
+      <w:startOverride w:val="1"/>
+    </w:lvlOverride>
+    <w:lvlOverride w:ilvl="3">
+      <w:startOverride w:val="1"/>
+    </w:lvlOverride>
+    <w:lvlOverride w:ilvl="4">
+      <w:startOverride w:val="1"/>
+    </w:lvlOverride>
+    <w:lvlOverride w:ilvl="5">
+      <w:startOverride w:val="1"/>
+    </w:lvlOverride>
+    <w:lvlOverride w:ilvl="6">
+      <w:startOverride w:val="1"/>
+    </w:lvlOverride>
+    <w:lvlOverride w:ilvl="7">
+      <w:startOverride w:val="1"/>
+    </w:lvlOverride>
+    <w:lvlOverride w:ilvl="8">
+      <w:startOverride w:val="1"/>
+    </w:lvlOverride>
+  </w:num>
+  <w:num w:numId="1008">
     <w:abstractNumId w:val="99415"/>
     <w:lvlOverride w:ilvl="0">
       <w:startOverride w:val="5"/>
@@ -2994,9 +3100,6 @@
       <w:startOverride w:val="5"/>
     </w:lvlOverride>
   </w:num>
-  <w:num w:numId="1008">
-    <w:abstractNumId w:val="991"/>
-  </w:num>
   <w:num w:numId="1009">
     <w:abstractNumId w:val="991"/>
   </w:num>
@@ -3019,6 +3122,9 @@
     <w:abstractNumId w:val="991"/>
   </w:num>
   <w:num w:numId="1016">
+    <w:abstractNumId w:val="991"/>
+  </w:num>
+  <w:num w:numId="1017">
     <w:abstractNumId w:val="99411"/>
     <w:lvlOverride w:ilvl="0">
       <w:startOverride w:val="1"/>

--- a/SLIDE_DECK.docx
+++ b/SLIDE_DECK.docx
@@ -141,6 +141,18 @@
       </w:pPr>
       <w:r>
         <w:t xml:space="preserve">A laptop with all prerequisites installed</w:t>
+      </w:r>
+    </w:p>
+    <w:p>
+      <w:pPr>
+        <w:pStyle w:val="Compact"/>
+        <w:numPr>
+          <w:ilvl w:val="0"/>
+          <w:numId w:val="1002"/>
+        </w:numPr>
+      </w:pPr>
+      <w:r>
+        <w:t xml:space="preserve">A GitHub account (every group member needs one)</w:t>
       </w:r>
     </w:p>
     <w:p>
